--- a/public/uploads/contracts/draft-21.docx
+++ b/public/uploads/contracts/draft-21.docx
@@ -51,24 +51,24 @@
           <w:szCs w:val="28"/>
           <w:lang w:val="uz-Cyrl-UZ"/>
         </w:rPr>
-        <w:t xml:space="preserve">2026 йил 26-июн          А-25-TDT5F-сон                                        Тошкент шаҳри ш.</w:t>
-      </w:r>
-    </w:p>
-    <w:p/>
-    <w:p>
-      <w:pPr>
-        <w:spacing w:after="0" w:line="240" w:lineRule="auto"/>
-        <w:ind w:firstLine="851"/>
-        <w:jc w:val="both"/>
-      </w:pPr>
-      <w:r>
-        <w:rPr>
-          <w:rFonts w:ascii="Times New Roman" w:hAnsi="Times New Roman" w:cs="Times New Roman"/>
-          <w:sz w:val="28"/>
-          <w:szCs w:val="28"/>
-          <w:lang w:val="uz-Cyrl-UZ"/>
-        </w:rPr>
-        <w:t xml:space="preserve">Кейинги ўринларда “Ижарага берувчи” деб номланадиган Тошкент шаҳар ҳокимияти томонидан ва кейинги ўринларда “Ижарага олувчи” деб номланадиган Тўраев Ботир («GULSHAN» савдо мажмуаси) томонидан мазкур шартномани Ўзбекистон Республикаси Ягона интерактив давлат хизматлари портали орқали 2026 йил 26-июн да келиб тушган А-25-TDT5F-сон аризага биноан тузди.</w:t>
+        <w:t xml:space="preserve">2026 йил 30-июн          А-26-MNJRE-сон                                        Тошкент шаҳри ш.</w:t>
+      </w:r>
+    </w:p>
+    <w:p/>
+    <w:p>
+      <w:pPr>
+        <w:spacing w:after="0" w:line="240" w:lineRule="auto"/>
+        <w:ind w:firstLine="851"/>
+        <w:jc w:val="both"/>
+      </w:pPr>
+      <w:r>
+        <w:rPr>
+          <w:rFonts w:ascii="Times New Roman" w:hAnsi="Times New Roman" w:cs="Times New Roman"/>
+          <w:sz w:val="28"/>
+          <w:szCs w:val="28"/>
+          <w:lang w:val="uz-Cyrl-UZ"/>
+        </w:rPr>
+        <w:t xml:space="preserve">Кейинги ўринларда “Ижарага берувчи” деб номланадиган Тошкент шаҳар ҳокимияти томонидан ва кейинги ўринларда “Ижарага олувчи” деб номланадиган Саидова Гулнора («MEGA BUILD» МЧЖ) томонидан мазкур шартномани Ўзбекистон Республикаси Ягона интерактив давлат хизматлари портали орқали 2026 йил 30-июн да келиб тушган А-26-MNJRE-сон аризага биноан тузди.</w:t>
       </w:r>
     </w:p>
     <w:p/>
@@ -120,7 +120,7 @@
           <w:szCs w:val="28"/>
           <w:lang w:val="uz-Cyrl-UZ"/>
         </w:rPr>
-        <w:t xml:space="preserve">1.2. Ижарага берувчи ер участкасини 2026 йил 26-июн дан 1 (бир) йил муддатга ижарага беради, Ижарага олувчи эса ўзига тегишли бўлган Тошкент шаҳрининг Мирзо-Улуғбек туманидаги Мирзо-Улуғбек тумани, Чорсу кўчаси, №43 манзилда жойлашган «GULSHAN» савдо мажмуаси объекти (ер участкаси)га туташ ҳудуддаги кейинчалик “Ер участкаси” деб номланувчи 42 кв.м ер майдонни Савдо мажмуаси фаолиятини ташкил этиш учун ижарага олади.</w:t>
+        <w:t xml:space="preserve">1.2. Ижарага берувчи ер участкасини 2026 йил 30-июн дан 1 (бир) йил муддатга ижарага беради, Ижарага олувчи эса ўзига тегишли бўлган Тошкент шаҳрининг Мирзо-Улуғбек туманидаги Мирзо-Улуғбек тумани, Тинчлик кўчаси, №15 манзилда жойлашган «MEGA BUILD» МЧЖ объекти (ер участкаси)га туташ ҳудуддаги кейинчалик “Ер участкаси” деб номланувчи 64 кв.м ер майдонни Қурилиш материаллари фаолиятини ташкил этиш учун ижарага олади.</w:t>
       </w:r>
     </w:p>
     <w:p/>
@@ -274,7 +274,7 @@
           <w:szCs w:val="28"/>
           <w:lang w:val="uz-Cyrl-UZ"/>
         </w:rPr>
-        <w:t xml:space="preserve">2.6. Объект жойлашган кўча тури: Оддий кўча. Кадастр рақами: 10:11:05:09:08:0106.</w:t>
+        <w:t xml:space="preserve">2.6. Объект жойлашган кўча тури: Гастрономик кўча. Кадастр рақами: 10:11:09:03:05:0102.</w:t>
       </w:r>
     </w:p>
     <w:p/>
@@ -343,7 +343,7 @@
           <w:szCs w:val="28"/>
           <w:lang w:val="uz-Cyrl-UZ"/>
         </w:rPr>
-        <w:t xml:space="preserve">3.3. Ер участкаси учун йиллик ижара тўлови 22 680 000 сўмни ташкил этади ва йиллик ижара тўлов суммасининг тенг миқдорга бўлган ҳолда ҳар ойда (ойлик 1 890 000 сўм) амалга оширилади.</w:t>
+        <w:t xml:space="preserve">3.3. Ер участкаси учун йиллик ижара тўлови 34 560 000 сўмни ташкил этади ва йиллик ижара тўлов суммасининг тенг миқдорга бўлган ҳолда ҳар ойда (ойлик 2 880 000 сўм) амалга оширилади.</w:t>
       </w:r>
     </w:p>
     <w:p/>
@@ -1021,149 +1021,6 @@
         <w:t xml:space="preserve">Тарафларнинг юридик манзиллари ва реквизитлари:</w:t>
       </w:r>
     </w:p>
-    <w:p/>
-    <w:p/>
-    <w:tbl>
-      <w:tblPr>
-        <w:tblW w:w="9000" w:type="dxa"/>
-        <w:jc w:val="center"/>
-        <w:tblBorders>
-          <w:top w:val="none" w:sz="0" w:space="0"/>
-          <w:left w:val="none" w:sz="0" w:space="0"/>
-          <w:bottom w:val="none" w:sz="0" w:space="0"/>
-          <w:right w:val="none" w:sz="0" w:space="0"/>
-          <w:insideH w:val="none" w:sz="0" w:space="0"/>
-          <w:insideV w:val="none" w:sz="0" w:space="0"/>
-        </w:tblBorders>
-      </w:tblPr>
-      <w:tr>
-        <w:tc>
-          <w:tcPr>
-            <w:tcW w:w="3200" w:type="dxa"/>
-            <w:vAlign w:val="center"/>
-          </w:tcPr>
-          <w:p>
-            <w:pPr>
-              <w:jc w:val="left"/>
-              <w:spacing w:after="20" w:line="240" w:lineRule="auto"/>
-            </w:pPr>
-            <w:r>
-              <w:rPr>
-                <w:rFonts w:ascii="Times New Roman" w:hAnsi="Times New Roman" w:cs="Times New Roman"/>
-                <w:b/>
-                <w:bCs/>
-                <w:sz w:val="28"/>
-                <w:szCs w:val="28"/>
-                <w:lang w:val="uz-Cyrl-UZ"/>
-              </w:rPr>
-              <w:t xml:space="preserve">21-сон</w:t>
-            </w:r>
-          </w:p>
-          <w:p>
-            <w:pPr>
-              <w:jc w:val="left"/>
-              <w:spacing w:after="20" w:line="240" w:lineRule="auto"/>
-            </w:pPr>
-            <w:r>
-              <w:rPr>
-                <w:rFonts w:ascii="Times New Roman" w:hAnsi="Times New Roman" w:cs="Times New Roman"/>
-                <w:b/>
-                <w:bCs/>
-                <w:sz w:val="28"/>
-                <w:szCs w:val="28"/>
-                <w:lang w:val="uz-Cyrl-UZ"/>
-              </w:rPr>
-              <w:t xml:space="preserve">2026-йил 26-июн</w:t>
-            </w:r>
-          </w:p>
-        </w:tc>
-        <w:tc>
-          <w:tcPr>
-            <w:tcW w:w="2600" w:type="dxa"/>
-            <w:vAlign w:val="center"/>
-          </w:tcPr>
-          <w:p>
-            <w:pPr>
-              <w:jc w:val="center"/>
-              <w:spacing w:after="0"/>
-            </w:pPr>
-            <w:r>
-              <w:drawing>
-                <wp:inline distT="0" distB="0" distL="0" distR="0">
-                  <wp:extent cx="990000" cy="990000"/>
-                  <wp:effectExtent l="0" t="0" r="0" b="0"/>
-                  <wp:docPr id="1" name="QR1"/>
-                  <wp:cNvGraphicFramePr/>
-                  <a:graphic xmlns:a="http://schemas.openxmlformats.org/drawingml/2006/main">
-                    <a:graphicData uri="http://schemas.openxmlformats.org/drawingml/2006/picture">
-                      <pic:pic xmlns:pic="http://schemas.openxmlformats.org/drawingml/2006/picture">
-                        <pic:nvPicPr>
-                          <pic:cNvPr id="1" name="QR1"/>
-                          <pic:cNvPicPr/>
-                        </pic:nvPicPr>
-                        <pic:blipFill>
-                          <a:blip r:embed="rIdImg1"/>
-                          <a:stretch>
-                            <a:fillRect/>
-                          </a:stretch>
-                        </pic:blipFill>
-                        <pic:spPr>
-                          <a:xfrm>
-                            <a:off x="0" y="0"/>
-                            <a:ext cx="990000" cy="990000"/>
-                          </a:xfrm>
-                          <a:prstGeom prst="rect">
-                            <a:avLst/>
-                          </a:prstGeom>
-                        </pic:spPr>
-                      </pic:pic>
-                    </a:graphicData>
-                  </a:graphic>
-                </wp:inline>
-              </w:drawing>
-            </w:r>
-          </w:p>
-        </w:tc>
-        <w:tc>
-          <w:tcPr>
-            <w:tcW w:w="3200" w:type="dxa"/>
-            <w:vAlign w:val="center"/>
-          </w:tcPr>
-          <w:p>
-            <w:pPr>
-              <w:jc w:val="right"/>
-              <w:spacing w:after="20" w:line="240" w:lineRule="auto"/>
-            </w:pPr>
-            <w:r>
-              <w:rPr>
-                <w:rFonts w:ascii="Times New Roman" w:hAnsi="Times New Roman" w:cs="Times New Roman"/>
-                <w:b/>
-                <w:bCs/>
-                <w:sz w:val="28"/>
-                <w:szCs w:val="28"/>
-                <w:lang w:val="uz-Cyrl-UZ"/>
-              </w:rPr>
-              <w:t xml:space="preserve">Ш. Каримов</w:t>
-            </w:r>
-          </w:p>
-          <w:p>
-            <w:pPr>
-              <w:jc w:val="right"/>
-              <w:spacing w:after="20" w:line="240" w:lineRule="auto"/>
-            </w:pPr>
-            <w:r>
-              <w:rPr>
-                <w:rFonts w:ascii="Times New Roman" w:hAnsi="Times New Roman" w:cs="Times New Roman"/>
-                <w:sz w:val="28"/>
-                <w:szCs w:val="28"/>
-                <w:lang w:val="uz-Cyrl-UZ"/>
-              </w:rPr>
-              <w:t xml:space="preserve">Бошқарув раиси</w:t>
-            </w:r>
-          </w:p>
-        </w:tc>
-      </w:tr>
-    </w:tbl>
     <w:p/>
     <w:tbl>
       <w:tblPr>
@@ -1296,16 +1153,87 @@
           <w:p>
             <w:pPr>
               <w:jc w:val="center"/>
-              <w:spacing w:after="20"/>
-            </w:pPr>
-            <w:r>
-              <w:rPr>
-                <w:rFonts w:ascii="Times New Roman" w:hAnsi="Times New Roman" w:cs="Times New Roman"/>
-                <w:sz w:val="28"/>
-                <w:szCs w:val="28"/>
-                <w:lang w:val="uz-Cyrl-UZ"/>
-              </w:rPr>
-              <w:t xml:space="preserve">Е-ИМЗО билан тасдиқланган (юқорида)</w:t>
+              <w:spacing w:after="0"/>
+            </w:pPr>
+            <w:r>
+              <w:drawing>
+                <wp:inline distT="0" distB="0" distL="0" distR="0">
+                  <wp:extent cx="760000" cy="760000"/>
+                  <wp:effectExtent l="0" t="0" r="0" b="0"/>
+                  <wp:docPr id="1" name="QR1"/>
+                  <wp:cNvGraphicFramePr/>
+                  <a:graphic xmlns:a="http://schemas.openxmlformats.org/drawingml/2006/main">
+                    <a:graphicData uri="http://schemas.openxmlformats.org/drawingml/2006/picture">
+                      <pic:pic xmlns:pic="http://schemas.openxmlformats.org/drawingml/2006/picture">
+                        <pic:nvPicPr>
+                          <pic:cNvPr id="1" name="QR1"/>
+                          <pic:cNvPicPr/>
+                        </pic:nvPicPr>
+                        <pic:blipFill>
+                          <a:blip r:embed="rIdImg1"/>
+                          <a:stretch>
+                            <a:fillRect/>
+                          </a:stretch>
+                        </pic:blipFill>
+                        <pic:spPr>
+                          <a:xfrm>
+                            <a:off x="0" y="0"/>
+                            <a:ext cx="760000" cy="760000"/>
+                          </a:xfrm>
+                          <a:prstGeom prst="rect">
+                            <a:avLst/>
+                          </a:prstGeom>
+                        </pic:spPr>
+                      </pic:pic>
+                    </a:graphicData>
+                  </a:graphic>
+                </wp:inline>
+              </w:drawing>
+            </w:r>
+          </w:p>
+          <w:p>
+            <w:pPr>
+              <w:jc w:val="center"/>
+              <w:spacing w:after="20"/>
+            </w:pPr>
+            <w:r>
+              <w:rPr>
+                <w:rFonts w:ascii="Times New Roman" w:hAnsi="Times New Roman" w:cs="Times New Roman"/>
+                <w:sz w:val="28"/>
+                <w:szCs w:val="28"/>
+                <w:lang w:val="uz-Cyrl-UZ"/>
+              </w:rPr>
+              <w:t xml:space="preserve">Е-ИМЗО: Ш. Каримов</w:t>
+            </w:r>
+          </w:p>
+          <w:p>
+            <w:pPr>
+              <w:jc w:val="center"/>
+              <w:spacing w:after="20"/>
+            </w:pPr>
+            <w:r>
+              <w:rPr>
+                <w:rFonts w:ascii="Times New Roman" w:hAnsi="Times New Roman" w:cs="Times New Roman"/>
+                <w:sz w:val="28"/>
+                <w:szCs w:val="28"/>
+                <w:lang w:val="uz-Cyrl-UZ"/>
+              </w:rPr>
+              <w:t xml:space="preserve">Бошқарув раиси</w:t>
+            </w:r>
+          </w:p>
+          <w:p>
+            <w:pPr>
+              <w:jc w:val="center"/>
+              <w:spacing w:after="20"/>
+            </w:pPr>
+            <w:r>
+              <w:rPr>
+                <w:rFonts w:ascii="Times New Roman" w:hAnsi="Times New Roman" w:cs="Times New Roman"/>
+                <w:sz w:val="28"/>
+                <w:szCs w:val="28"/>
+                <w:lang w:val="uz-Cyrl-UZ"/>
+              </w:rPr>
+              <w:t xml:space="preserve">21-сон, 2026-йил 30-июн</w:t>
             </w:r>
           </w:p>
         </w:tc>
@@ -1346,52 +1274,52 @@
                 <w:szCs w:val="28"/>
                 <w:lang w:val="uz-Cyrl-UZ"/>
               </w:rPr>
-              <w:t xml:space="preserve">«GULSHAN» савдо мажмуаси</w:t>
-            </w:r>
-          </w:p>
-          <w:p>
-            <w:pPr>
-              <w:jc w:val="center"/>
-              <w:spacing w:after="20"/>
-            </w:pPr>
-            <w:r>
-              <w:rPr>
-                <w:rFonts w:ascii="Times New Roman" w:hAnsi="Times New Roman" w:cs="Times New Roman"/>
-                <w:sz w:val="28"/>
-                <w:szCs w:val="28"/>
-                <w:lang w:val="uz-Cyrl-UZ"/>
-              </w:rPr>
-              <w:t xml:space="preserve">ФИО: Тўраев Ботир</w:t>
-            </w:r>
-          </w:p>
-          <w:p>
-            <w:pPr>
-              <w:jc w:val="center"/>
-              <w:spacing w:after="20"/>
-            </w:pPr>
-            <w:r>
-              <w:rPr>
-                <w:rFonts w:ascii="Times New Roman" w:hAnsi="Times New Roman" w:cs="Times New Roman"/>
-                <w:sz w:val="28"/>
-                <w:szCs w:val="28"/>
-                <w:lang w:val="uz-Cyrl-UZ"/>
-              </w:rPr>
-              <w:t xml:space="preserve">Манзил: Мирзо-Улуғбек тумани, Чорсу кўчаси, №43</w:t>
-            </w:r>
-          </w:p>
-          <w:p>
-            <w:pPr>
-              <w:jc w:val="center"/>
-              <w:spacing w:after="20"/>
-            </w:pPr>
-            <w:r>
-              <w:rPr>
-                <w:rFonts w:ascii="Times New Roman" w:hAnsi="Times New Roman" w:cs="Times New Roman"/>
-                <w:sz w:val="28"/>
-                <w:szCs w:val="28"/>
-                <w:lang w:val="uz-Cyrl-UZ"/>
-              </w:rPr>
-              <w:t xml:space="preserve">СТИР (ЖШШИР): 30000000077777</w:t>
+              <w:t xml:space="preserve">«MEGA BUILD» МЧЖ</w:t>
+            </w:r>
+          </w:p>
+          <w:p>
+            <w:pPr>
+              <w:jc w:val="center"/>
+              <w:spacing w:after="20"/>
+            </w:pPr>
+            <w:r>
+              <w:rPr>
+                <w:rFonts w:ascii="Times New Roman" w:hAnsi="Times New Roman" w:cs="Times New Roman"/>
+                <w:sz w:val="28"/>
+                <w:szCs w:val="28"/>
+                <w:lang w:val="uz-Cyrl-UZ"/>
+              </w:rPr>
+              <w:t xml:space="preserve">ФИО: Саидова Гулнора</w:t>
+            </w:r>
+          </w:p>
+          <w:p>
+            <w:pPr>
+              <w:jc w:val="center"/>
+              <w:spacing w:after="20"/>
+            </w:pPr>
+            <w:r>
+              <w:rPr>
+                <w:rFonts w:ascii="Times New Roman" w:hAnsi="Times New Roman" w:cs="Times New Roman"/>
+                <w:sz w:val="28"/>
+                <w:szCs w:val="28"/>
+                <w:lang w:val="uz-Cyrl-UZ"/>
+              </w:rPr>
+              <w:t xml:space="preserve">Манзил: Мирзо-Улуғбек тумани, Тинчлик кўчаси, №15</w:t>
+            </w:r>
+          </w:p>
+          <w:p>
+            <w:pPr>
+              <w:jc w:val="center"/>
+              <w:spacing w:after="20"/>
+            </w:pPr>
+            <w:r>
+              <w:rPr>
+                <w:rFonts w:ascii="Times New Roman" w:hAnsi="Times New Roman" w:cs="Times New Roman"/>
+                <w:sz w:val="28"/>
+                <w:szCs w:val="28"/>
+                <w:lang w:val="uz-Cyrl-UZ"/>
+              </w:rPr>
+              <w:t xml:space="preserve">СТИР (ЖШШИР): 30000000088888</w:t>
             </w:r>
           </w:p>
           <w:p>
@@ -1477,22 +1405,22 @@
                 <w:szCs w:val="28"/>
                 <w:lang w:val="uz-Cyrl-UZ"/>
               </w:rPr>
-              <w:t xml:space="preserve">Е-ИМЗО: Тўраев Ботир</w:t>
-            </w:r>
-          </w:p>
-          <w:p>
-            <w:pPr>
-              <w:jc w:val="center"/>
-              <w:spacing w:after="20"/>
-            </w:pPr>
-            <w:r>
-              <w:rPr>
-                <w:rFonts w:ascii="Times New Roman" w:hAnsi="Times New Roman" w:cs="Times New Roman"/>
-                <w:sz w:val="28"/>
-                <w:szCs w:val="28"/>
-                <w:lang w:val="uz-Cyrl-UZ"/>
-              </w:rPr>
-              <w:t xml:space="preserve">2026-йил 26-июн</w:t>
+              <w:t xml:space="preserve">Е-ИМЗО: Саидова Гулнора</w:t>
+            </w:r>
+          </w:p>
+          <w:p>
+            <w:pPr>
+              <w:jc w:val="center"/>
+              <w:spacing w:after="20"/>
+            </w:pPr>
+            <w:r>
+              <w:rPr>
+                <w:rFonts w:ascii="Times New Roman" w:hAnsi="Times New Roman" w:cs="Times New Roman"/>
+                <w:sz w:val="28"/>
+                <w:szCs w:val="28"/>
+                <w:lang w:val="uz-Cyrl-UZ"/>
+              </w:rPr>
+              <w:t xml:space="preserve">2026-йил 30-июн</w:t>
             </w:r>
           </w:p>
         </w:tc>

--- a/public/uploads/contracts/draft-21.docx
+++ b/public/uploads/contracts/draft-21.docx
@@ -51,24 +51,24 @@
           <w:szCs w:val="28"/>
           <w:lang w:val="uz-Cyrl-UZ"/>
         </w:rPr>
-        <w:t xml:space="preserve">2026 йил 30-июн          А-26-MNJRE-сон                                        Тошкент шаҳри ш.</w:t>
-      </w:r>
-    </w:p>
-    <w:p/>
-    <w:p>
-      <w:pPr>
-        <w:spacing w:after="0" w:line="240" w:lineRule="auto"/>
-        <w:ind w:firstLine="851"/>
-        <w:jc w:val="both"/>
-      </w:pPr>
-      <w:r>
-        <w:rPr>
-          <w:rFonts w:ascii="Times New Roman" w:hAnsi="Times New Roman" w:cs="Times New Roman"/>
-          <w:sz w:val="28"/>
-          <w:szCs w:val="28"/>
-          <w:lang w:val="uz-Cyrl-UZ"/>
-        </w:rPr>
-        <w:t xml:space="preserve">Кейинги ўринларда “Ижарага берувчи” деб номланадиган Тошкент шаҳар ҳокимияти томонидан ва кейинги ўринларда “Ижарага олувчи” деб номланадиган Саидова Гулнора («MEGA BUILD» МЧЖ) томонидан мазкур шартномани Ўзбекистон Республикаси Ягона интерактив давлат хизматлари портали орқали 2026 йил 30-июн да келиб тушган А-26-MNJRE-сон аризага биноан тузди.</w:t>
+        <w:t xml:space="preserve">2026 йил 1-июл          А-25-OJTSV-сон                                        Тошкент шаҳри ш.</w:t>
+      </w:r>
+    </w:p>
+    <w:p/>
+    <w:p>
+      <w:pPr>
+        <w:spacing w:after="0" w:line="240" w:lineRule="auto"/>
+        <w:ind w:firstLine="851"/>
+        <w:jc w:val="both"/>
+      </w:pPr>
+      <w:r>
+        <w:rPr>
+          <w:rFonts w:ascii="Times New Roman" w:hAnsi="Times New Roman" w:cs="Times New Roman"/>
+          <w:sz w:val="28"/>
+          <w:szCs w:val="28"/>
+          <w:lang w:val="uz-Cyrl-UZ"/>
+        </w:rPr>
+        <w:t xml:space="preserve">Кейинги ўринларда “Ижарага берувчи” деб номланадиган Тошкент шаҳар ҳокимияти томонидан ва кейинги ўринларда “Ижарага олувчи” деб номланадиган Полатов Бойсун Ғозиевич («MEGA BUILD» МЧЖ) томонидан мазкур шартномани Ўзбекистон Республикаси Ягона интерактив давлат хизматлари портали орқали 2026 йил 1-июл да келиб тушган А-25-OJTSV-сон аризага биноан тузди.</w:t>
       </w:r>
     </w:p>
     <w:p/>
@@ -120,7 +120,7 @@
           <w:szCs w:val="28"/>
           <w:lang w:val="uz-Cyrl-UZ"/>
         </w:rPr>
-        <w:t xml:space="preserve">1.2. Ижарага берувчи ер участкасини 2026 йил 30-июн дан 1 (бир) йил муддатга ижарага беради, Ижарага олувчи эса ўзига тегишли бўлган Тошкент шаҳрининг Мирзо-Улуғбек туманидаги Мирзо-Улуғбек тумани, Тинчлик кўчаси, №15 манзилда жойлашган «MEGA BUILD» МЧЖ объекти (ер участкаси)га туташ ҳудуддаги кейинчалик “Ер участкаси” деб номланувчи 64 кв.м ер майдонни Қурилиш материаллари фаолиятини ташкил этиш учун ижарага олади.</w:t>
+        <w:t xml:space="preserve">1.2. Ижарага берувчи ер участкасини 2026 йил 1-июл дан 1 (бир) йил муддатга ижарага беради, Ижарага олувчи эса ўзига тегишли бўлган Тошкент шаҳрининг Мирзо-Улуғбек туманидаги Мирзо-Улуғбек тумани, Шифокорлар кўчаси, №4 манзилда жойлашган «MEGA BUILD» МЧЖ объекти (ер участкаси)га туташ ҳудуддаги кейинчалик “Ер участкаси” деб номланувчи 44 кв.м ер майдонни Қурилиш материаллари фаолиятини ташкил этиш учун ижарага олади.</w:t>
       </w:r>
     </w:p>
     <w:p/>
@@ -257,24 +257,24 @@
           <w:szCs w:val="28"/>
           <w:lang w:val="uz-Cyrl-UZ"/>
         </w:rPr>
-        <w:t xml:space="preserve">2.5. Ер участкаси тадбиркорлик фаолиятини амалга ошириш учун берилади ва қуйидаги мақсадда фойдаланилади: Умумий овқатланиш.</w:t>
-      </w:r>
-    </w:p>
-    <w:p/>
-    <w:p>
-      <w:pPr>
-        <w:spacing w:after="0" w:line="240" w:lineRule="auto"/>
-        <w:ind w:firstLine="851"/>
-        <w:jc w:val="both"/>
-      </w:pPr>
-      <w:r>
-        <w:rPr>
-          <w:rFonts w:ascii="Times New Roman" w:hAnsi="Times New Roman" w:cs="Times New Roman"/>
-          <w:sz w:val="28"/>
-          <w:szCs w:val="28"/>
-          <w:lang w:val="uz-Cyrl-UZ"/>
-        </w:rPr>
-        <w:t xml:space="preserve">2.6. Объект жойлашган кўча тури: Гастрономик кўча. Кадастр рақами: 10:11:09:03:05:0102.</w:t>
+        <w:t xml:space="preserve">2.5. Ер участкаси тадбиркорлик фаолиятини амалга ошириш учун берилади ва қуйидаги мақсадда фойдаланилади: Савдо сотиқ.</w:t>
+      </w:r>
+    </w:p>
+    <w:p/>
+    <w:p>
+      <w:pPr>
+        <w:spacing w:after="0" w:line="240" w:lineRule="auto"/>
+        <w:ind w:firstLine="851"/>
+        <w:jc w:val="both"/>
+      </w:pPr>
+      <w:r>
+        <w:rPr>
+          <w:rFonts w:ascii="Times New Roman" w:hAnsi="Times New Roman" w:cs="Times New Roman"/>
+          <w:sz w:val="28"/>
+          <w:szCs w:val="28"/>
+          <w:lang w:val="uz-Cyrl-UZ"/>
+        </w:rPr>
+        <w:t xml:space="preserve">2.6. Объект жойлашган кўча тури: Оддий кўча. Кадастр рақами: 10:11:01:09:03:0102.</w:t>
       </w:r>
     </w:p>
     <w:p/>
@@ -343,7 +343,7 @@
           <w:szCs w:val="28"/>
           <w:lang w:val="uz-Cyrl-UZ"/>
         </w:rPr>
-        <w:t xml:space="preserve">3.3. Ер участкаси учун йиллик ижара тўлови 34 560 000 сўмни ташкил этади ва йиллик ижара тўлов суммасининг тенг миқдорга бўлган ҳолда ҳар ойда (ойлик 2 880 000 сўм) амалга оширилади.</w:t>
+        <w:t xml:space="preserve">3.3. Ер участкаси учун йиллик ижара тўлови 23 760 000 сўмни ташкил этади ва йиллик ижара тўлов суммасининг тенг миқдорга бўлган ҳолда ҳар ойда (ойлик 1 980 000 сўм) амалга оширилади.</w:t>
       </w:r>
     </w:p>
     <w:p/>
@@ -1233,7 +1233,7 @@
                 <w:szCs w:val="28"/>
                 <w:lang w:val="uz-Cyrl-UZ"/>
               </w:rPr>
-              <w:t xml:space="preserve">21-сон, 2026-йил 30-июн</w:t>
+              <w:t xml:space="preserve">21-сон, 2026-йил 1-июл</w:t>
             </w:r>
           </w:p>
         </w:tc>
@@ -1289,37 +1289,37 @@
                 <w:szCs w:val="28"/>
                 <w:lang w:val="uz-Cyrl-UZ"/>
               </w:rPr>
-              <w:t xml:space="preserve">ФИО: Саидова Гулнора</w:t>
-            </w:r>
-          </w:p>
-          <w:p>
-            <w:pPr>
-              <w:jc w:val="center"/>
-              <w:spacing w:after="20"/>
-            </w:pPr>
-            <w:r>
-              <w:rPr>
-                <w:rFonts w:ascii="Times New Roman" w:hAnsi="Times New Roman" w:cs="Times New Roman"/>
-                <w:sz w:val="28"/>
-                <w:szCs w:val="28"/>
-                <w:lang w:val="uz-Cyrl-UZ"/>
-              </w:rPr>
-              <w:t xml:space="preserve">Манзил: Мирзо-Улуғбек тумани, Тинчлик кўчаси, №15</w:t>
-            </w:r>
-          </w:p>
-          <w:p>
-            <w:pPr>
-              <w:jc w:val="center"/>
-              <w:spacing w:after="20"/>
-            </w:pPr>
-            <w:r>
-              <w:rPr>
-                <w:rFonts w:ascii="Times New Roman" w:hAnsi="Times New Roman" w:cs="Times New Roman"/>
-                <w:sz w:val="28"/>
-                <w:szCs w:val="28"/>
-                <w:lang w:val="uz-Cyrl-UZ"/>
-              </w:rPr>
-              <w:t xml:space="preserve">СТИР (ЖШШИР): 30000000088888</w:t>
+              <w:t xml:space="preserve">ФИО: Полатов Бойсун Ғозиевич</w:t>
+            </w:r>
+          </w:p>
+          <w:p>
+            <w:pPr>
+              <w:jc w:val="center"/>
+              <w:spacing w:after="20"/>
+            </w:pPr>
+            <w:r>
+              <w:rPr>
+                <w:rFonts w:ascii="Times New Roman" w:hAnsi="Times New Roman" w:cs="Times New Roman"/>
+                <w:sz w:val="28"/>
+                <w:szCs w:val="28"/>
+                <w:lang w:val="uz-Cyrl-UZ"/>
+              </w:rPr>
+              <w:t xml:space="preserve">Манзил: Мирзо-Улуғбек тумани, Шифокорлар кўчаси, №4</w:t>
+            </w:r>
+          </w:p>
+          <w:p>
+            <w:pPr>
+              <w:jc w:val="center"/>
+              <w:spacing w:after="20"/>
+            </w:pPr>
+            <w:r>
+              <w:rPr>
+                <w:rFonts w:ascii="Times New Roman" w:hAnsi="Times New Roman" w:cs="Times New Roman"/>
+                <w:sz w:val="28"/>
+                <w:szCs w:val="28"/>
+                <w:lang w:val="uz-Cyrl-UZ"/>
+              </w:rPr>
+              <w:t xml:space="preserve">СТИР (ЖШШИР): 31234567890123</w:t>
             </w:r>
           </w:p>
           <w:p>
@@ -1405,22 +1405,22 @@
                 <w:szCs w:val="28"/>
                 <w:lang w:val="uz-Cyrl-UZ"/>
               </w:rPr>
-              <w:t xml:space="preserve">Е-ИМЗО: Саидова Гулнора</w:t>
-            </w:r>
-          </w:p>
-          <w:p>
-            <w:pPr>
-              <w:jc w:val="center"/>
-              <w:spacing w:after="20"/>
-            </w:pPr>
-            <w:r>
-              <w:rPr>
-                <w:rFonts w:ascii="Times New Roman" w:hAnsi="Times New Roman" w:cs="Times New Roman"/>
-                <w:sz w:val="28"/>
-                <w:szCs w:val="28"/>
-                <w:lang w:val="uz-Cyrl-UZ"/>
-              </w:rPr>
-              <w:t xml:space="preserve">2026-йил 30-июн</w:t>
+              <w:t xml:space="preserve">Е-ИМЗО: Полатов Бойсун Ғозиевич</w:t>
+            </w:r>
+          </w:p>
+          <w:p>
+            <w:pPr>
+              <w:jc w:val="center"/>
+              <w:spacing w:after="20"/>
+            </w:pPr>
+            <w:r>
+              <w:rPr>
+                <w:rFonts w:ascii="Times New Roman" w:hAnsi="Times New Roman" w:cs="Times New Roman"/>
+                <w:sz w:val="28"/>
+                <w:szCs w:val="28"/>
+                <w:lang w:val="uz-Cyrl-UZ"/>
+              </w:rPr>
+              <w:t xml:space="preserve">2026-йил 1-июл</w:t>
             </w:r>
           </w:p>
         </w:tc>

--- a/public/uploads/contracts/draft-21.docx
+++ b/public/uploads/contracts/draft-21.docx
@@ -51,24 +51,24 @@
           <w:szCs w:val="28"/>
           <w:lang w:val="uz-Cyrl-UZ"/>
         </w:rPr>
-        <w:t xml:space="preserve">2026 йил 1-июл          А-25-OJTSV-сон                                        Тошкент шаҳри ш.</w:t>
-      </w:r>
-    </w:p>
-    <w:p/>
-    <w:p>
-      <w:pPr>
-        <w:spacing w:after="0" w:line="240" w:lineRule="auto"/>
-        <w:ind w:firstLine="851"/>
-        <w:jc w:val="both"/>
-      </w:pPr>
-      <w:r>
-        <w:rPr>
-          <w:rFonts w:ascii="Times New Roman" w:hAnsi="Times New Roman" w:cs="Times New Roman"/>
-          <w:sz w:val="28"/>
-          <w:szCs w:val="28"/>
-          <w:lang w:val="uz-Cyrl-UZ"/>
-        </w:rPr>
-        <w:t xml:space="preserve">Кейинги ўринларда “Ижарага берувчи” деб номланадиган Тошкент шаҳар ҳокимияти томонидан ва кейинги ўринларда “Ижарага олувчи” деб номланадиган Полатов Бойсун Ғозиевич («MEGA BUILD» МЧЖ) томонидан мазкур шартномани Ўзбекистон Республикаси Ягона интерактив давлат хизматлари портали орқали 2026 йил 1-июл да келиб тушган А-25-OJTSV-сон аризага биноан тузди.</w:t>
+        <w:t xml:space="preserve">2026 йил 1-июл          А-26-DIDI8-сон                                        Тошкент шаҳри ш.</w:t>
+      </w:r>
+    </w:p>
+    <w:p/>
+    <w:p>
+      <w:pPr>
+        <w:spacing w:after="0" w:line="240" w:lineRule="auto"/>
+        <w:ind w:firstLine="851"/>
+        <w:jc w:val="both"/>
+      </w:pPr>
+      <w:r>
+        <w:rPr>
+          <w:rFonts w:ascii="Times New Roman" w:hAnsi="Times New Roman" w:cs="Times New Roman"/>
+          <w:sz w:val="28"/>
+          <w:szCs w:val="28"/>
+          <w:lang w:val="uz-Cyrl-UZ"/>
+        </w:rPr>
+        <w:t xml:space="preserve">Кейинги ўринларда “Ижарага берувчи” деб номланадиган Тошкент шаҳар ҳокимияти томонидан ва кейинги ўринларда “Ижарага олувчи” деб номланадиган Юлдашева Малика («MEGA BUILD» МЧЖ) томонидан мазкур шартномани Ўзбекистон Республикаси Ягона интерактив давлат хизматлари портали орқали 2026 йил 1-июл да келиб тушган А-26-DIDI8-сон аризага биноан тузди.</w:t>
       </w:r>
     </w:p>
     <w:p/>
@@ -120,7 +120,7 @@
           <w:szCs w:val="28"/>
           <w:lang w:val="uz-Cyrl-UZ"/>
         </w:rPr>
-        <w:t xml:space="preserve">1.2. Ижарага берувчи ер участкасини 2026 йил 1-июл дан 1 (бир) йил муддатга ижарага беради, Ижарага олувчи эса ўзига тегишли бўлган Тошкент шаҳрининг Мирзо-Улуғбек туманидаги Мирзо-Улуғбек тумани, Шифокорлар кўчаси, №4 манзилда жойлашган «MEGA BUILD» МЧЖ объекти (ер участкаси)га туташ ҳудуддаги кейинчалик “Ер участкаси” деб номланувчи 44 кв.м ер майдонни Қурилиш материаллари фаолиятини ташкил этиш учун ижарага олади.</w:t>
+        <w:t xml:space="preserve">1.2. Ижарага берувчи ер участкасини 2026 йил 1-июл дан 1 (бир) йил муддатга ижарага беради, Ижарага олувчи эса ўзига тегишли бўлган Тошкент шаҳрининг Мирзо-Улуғбек туманидаги Мирзо-Улуғбек тумани, Шаҳрисабз кўчаси, №114 манзилда жойлашган «MEGA BUILD» МЧЖ объекти (ер участкаси)га туташ ҳудуддаги кейинчалик “Ер участкаси” деб номланувчи 55 кв.м ер майдонни Савдо фаолиятини ташкил этиш учун ижарага олади.</w:t>
       </w:r>
     </w:p>
     <w:p/>
@@ -257,24 +257,24 @@
           <w:szCs w:val="28"/>
           <w:lang w:val="uz-Cyrl-UZ"/>
         </w:rPr>
-        <w:t xml:space="preserve">2.5. Ер участкаси тадбиркорлик фаолиятини амалга ошириш учун берилади ва қуйидаги мақсадда фойдаланилади: Савдо сотиқ.</w:t>
-      </w:r>
-    </w:p>
-    <w:p/>
-    <w:p>
-      <w:pPr>
-        <w:spacing w:after="0" w:line="240" w:lineRule="auto"/>
-        <w:ind w:firstLine="851"/>
-        <w:jc w:val="both"/>
-      </w:pPr>
-      <w:r>
-        <w:rPr>
-          <w:rFonts w:ascii="Times New Roman" w:hAnsi="Times New Roman" w:cs="Times New Roman"/>
-          <w:sz w:val="28"/>
-          <w:szCs w:val="28"/>
-          <w:lang w:val="uz-Cyrl-UZ"/>
-        </w:rPr>
-        <w:t xml:space="preserve">2.6. Объект жойлашган кўча тури: Оддий кўча. Кадастр рақами: 10:11:01:09:03:0102.</w:t>
+        <w:t xml:space="preserve">2.5. Ер участкаси тадбиркорлик фаолиятини амалга ошириш учун берилади ва қуйидаги мақсадда фойдаланилади: Умумий овқатланиш.</w:t>
+      </w:r>
+    </w:p>
+    <w:p/>
+    <w:p>
+      <w:pPr>
+        <w:spacing w:after="0" w:line="240" w:lineRule="auto"/>
+        <w:ind w:firstLine="851"/>
+        <w:jc w:val="both"/>
+      </w:pPr>
+      <w:r>
+        <w:rPr>
+          <w:rFonts w:ascii="Times New Roman" w:hAnsi="Times New Roman" w:cs="Times New Roman"/>
+          <w:sz w:val="28"/>
+          <w:szCs w:val="28"/>
+          <w:lang w:val="uz-Cyrl-UZ"/>
+        </w:rPr>
+        <w:t xml:space="preserve">2.6. Объект жойлашган кўча тури: Шох (магистрал). Кадастр рақами: 10:11:08:03:07:0102.</w:t>
       </w:r>
     </w:p>
     <w:p/>
@@ -343,7 +343,7 @@
           <w:szCs w:val="28"/>
           <w:lang w:val="uz-Cyrl-UZ"/>
         </w:rPr>
-        <w:t xml:space="preserve">3.3. Ер участкаси учун йиллик ижара тўлови 23 760 000 сўмни ташкил этади ва йиллик ижара тўлов суммасининг тенг миқдорга бўлган ҳолда ҳар ойда (ойлик 1 980 000 сўм) амалга оширилади.</w:t>
+        <w:t xml:space="preserve">3.3. Ер участкаси учун йиллик ижара тўлови 29 700 000 сўмни ташкил этади ва йиллик ижара тўлов суммасининг тенг миқдорга бўлган ҳолда ҳар ойда (ойлик 2 475 000 сўм) амалга оширилади.</w:t>
       </w:r>
     </w:p>
     <w:p/>
@@ -1289,7 +1289,7 @@
                 <w:szCs w:val="28"/>
                 <w:lang w:val="uz-Cyrl-UZ"/>
               </w:rPr>
-              <w:t xml:space="preserve">ФИО: Полатов Бойсун Ғозиевич</w:t>
+              <w:t xml:space="preserve">ФИО: Юлдашева Малика</w:t>
             </w:r>
           </w:p>
           <w:p>
@@ -1304,7 +1304,7 @@
                 <w:szCs w:val="28"/>
                 <w:lang w:val="uz-Cyrl-UZ"/>
               </w:rPr>
-              <w:t xml:space="preserve">Манзил: Мирзо-Улуғбек тумани, Шифокорлар кўчаси, №4</w:t>
+              <w:t xml:space="preserve">Манзил: Мирзо-Улуғбек тумани, Шаҳрисабз кўчаси, №114</w:t>
             </w:r>
           </w:p>
           <w:p>
@@ -1319,7 +1319,7 @@
                 <w:szCs w:val="28"/>
                 <w:lang w:val="uz-Cyrl-UZ"/>
               </w:rPr>
-              <w:t xml:space="preserve">СТИР (ЖШШИР): 31234567890123</w:t>
+              <w:t xml:space="preserve">СТИР (ЖШШИР): 30000000033333</w:t>
             </w:r>
           </w:p>
           <w:p>
@@ -1405,7 +1405,7 @@
                 <w:szCs w:val="28"/>
                 <w:lang w:val="uz-Cyrl-UZ"/>
               </w:rPr>
-              <w:t xml:space="preserve">Е-ИМЗО: Полатов Бойсун Ғозиевич</w:t>
+              <w:t xml:space="preserve">Е-ИМЗО: Юлдашева Малика</w:t>
             </w:r>
           </w:p>
           <w:p>
@@ -1421,6 +1421,661 @@
                 <w:lang w:val="uz-Cyrl-UZ"/>
               </w:rPr>
               <w:t xml:space="preserve">2026-йил 1-июл</w:t>
+            </w:r>
+          </w:p>
+        </w:tc>
+      </w:tr>
+    </w:tbl>
+    <w:p>
+      <w:r>
+        <w:br w:type="page"/>
+      </w:r>
+    </w:p>
+    <w:p>
+      <w:pPr>
+        <w:spacing w:before="120" w:after="120" w:line="240" w:lineRule="auto"/>
+        <w:jc w:val="center"/>
+      </w:pPr>
+      <w:r>
+        <w:rPr>
+          <w:rFonts w:ascii="Times New Roman" w:hAnsi="Times New Roman" w:cs="Times New Roman"/>
+          <w:b/>
+          <w:bCs/>
+          <w:sz w:val="28"/>
+          <w:szCs w:val="28"/>
+          <w:lang w:val="uz-Cyrl-UZ"/>
+        </w:rPr>
+        <w:t xml:space="preserve">2026-йил “____” __________даги</w:t>
+      </w:r>
+    </w:p>
+    <w:p>
+      <w:pPr>
+        <w:spacing w:before="120" w:after="120" w:line="240" w:lineRule="auto"/>
+        <w:jc w:val="center"/>
+      </w:pPr>
+      <w:r>
+        <w:rPr>
+          <w:rFonts w:ascii="Times New Roman" w:hAnsi="Times New Roman" w:cs="Times New Roman"/>
+          <w:b/>
+          <w:bCs/>
+          <w:sz w:val="28"/>
+          <w:szCs w:val="28"/>
+          <w:lang w:val="uz-Cyrl-UZ"/>
+        </w:rPr>
+        <w:t xml:space="preserve">ART-2026-A-21-сонли шартномага</w:t>
+      </w:r>
+    </w:p>
+    <w:p>
+      <w:pPr>
+        <w:spacing w:before="120" w:after="120" w:line="240" w:lineRule="auto"/>
+        <w:jc w:val="center"/>
+      </w:pPr>
+      <w:r>
+        <w:rPr>
+          <w:rFonts w:ascii="Times New Roman" w:hAnsi="Times New Roman" w:cs="Times New Roman"/>
+          <w:b/>
+          <w:bCs/>
+          <w:sz w:val="28"/>
+          <w:szCs w:val="28"/>
+          <w:lang w:val="uz-Cyrl-UZ"/>
+        </w:rPr>
+        <w:t xml:space="preserve">ИЛОВА</w:t>
+      </w:r>
+    </w:p>
+    <w:p/>
+    <w:p>
+      <w:pPr>
+        <w:spacing w:before="120" w:after="120" w:line="240" w:lineRule="auto"/>
+        <w:jc w:val="center"/>
+      </w:pPr>
+      <w:r>
+        <w:rPr>
+          <w:rFonts w:ascii="Times New Roman" w:hAnsi="Times New Roman" w:cs="Times New Roman"/>
+          <w:b/>
+          <w:bCs/>
+          <w:sz w:val="28"/>
+          <w:szCs w:val="28"/>
+          <w:lang w:val="uz-Cyrl-UZ"/>
+        </w:rPr>
+        <w:t xml:space="preserve">Йиғимнинг қолган 80% тўлаш</w:t>
+      </w:r>
+    </w:p>
+    <w:p>
+      <w:pPr>
+        <w:spacing w:before="120" w:after="120" w:line="240" w:lineRule="auto"/>
+        <w:jc w:val="center"/>
+      </w:pPr>
+      <w:r>
+        <w:rPr>
+          <w:rFonts w:ascii="Times New Roman" w:hAnsi="Times New Roman" w:cs="Times New Roman"/>
+          <w:b/>
+          <w:bCs/>
+          <w:sz w:val="28"/>
+          <w:szCs w:val="28"/>
+          <w:lang w:val="uz-Cyrl-UZ"/>
+        </w:rPr>
+        <w:t xml:space="preserve">РЕЖА ЖАДВАЛИ</w:t>
+      </w:r>
+    </w:p>
+    <w:tbl>
+      <w:tblPr>
+        <w:tblW w:w="9000" w:type="dxa"/>
+        <w:tblBorders>
+          <w:top w:val="single" w:sz="6"/>
+          <w:left w:val="single" w:sz="6"/>
+          <w:bottom w:val="single" w:sz="6"/>
+          <w:right w:val="single" w:sz="6"/>
+          <w:insideH w:val="single" w:sz="6"/>
+          <w:insideV w:val="single" w:sz="6"/>
+        </w:tblBorders>
+      </w:tblPr>
+      <w:tblGrid>
+        <w:gridCol w:w="850"/>
+        <w:gridCol w:w="2100"/>
+        <w:gridCol w:w="6050"/>
+      </w:tblGrid>
+      <w:tr>
+        <w:tc>
+          <w:tcPr>
+            <w:tcW w:w="850" w:type="dxa"/>
+            <w:vAlign w:val="center"/>
+          </w:tcPr>
+          <w:p>
+            <w:pPr>
+              <w:spacing w:before="120" w:after="120" w:line="240" w:lineRule="auto"/>
+              <w:jc w:val="center"/>
+            </w:pPr>
+            <w:r>
+              <w:rPr>
+                <w:rFonts w:ascii="Times New Roman" w:hAnsi="Times New Roman" w:cs="Times New Roman"/>
+                <w:b/>
+                <w:bCs/>
+                <w:sz w:val="28"/>
+                <w:szCs w:val="28"/>
+                <w:lang w:val="uz-Cyrl-UZ"/>
+              </w:rPr>
+              <w:t xml:space="preserve">1.</w:t>
+            </w:r>
+          </w:p>
+        </w:tc>
+        <w:tc>
+          <w:tcPr>
+            <w:tcW w:w="2100" w:type="dxa"/>
+            <w:vAlign w:val="center"/>
+          </w:tcPr>
+          <w:p>
+            <w:pPr>
+              <w:spacing w:before="120" w:after="120" w:line="240" w:lineRule="auto"/>
+              <w:jc w:val="center"/>
+            </w:pPr>
+            <w:r>
+              <w:rPr>
+                <w:rFonts w:ascii="Times New Roman" w:hAnsi="Times New Roman" w:cs="Times New Roman"/>
+                <w:b/>
+                <w:bCs/>
+                <w:sz w:val="28"/>
+                <w:szCs w:val="28"/>
+                <w:lang w:val="uz-Cyrl-UZ"/>
+              </w:rPr>
+              <w:t xml:space="preserve">20.08.2026</w:t>
+            </w:r>
+          </w:p>
+        </w:tc>
+        <w:tc>
+          <w:tcPr>
+            <w:tcW w:w="6050" w:type="dxa"/>
+            <w:vAlign w:val="center"/>
+          </w:tcPr>
+          <w:p>
+            <w:pPr>
+              <w:spacing w:before="120" w:after="120" w:line="240" w:lineRule="auto"/>
+              <w:jc w:val="center"/>
+            </w:pPr>
+            <w:r>
+              <w:rPr>
+                <w:rFonts w:ascii="Times New Roman" w:hAnsi="Times New Roman" w:cs="Times New Roman"/>
+                <w:b/>
+                <w:bCs/>
+                <w:sz w:val="28"/>
+                <w:szCs w:val="28"/>
+                <w:lang w:val="uz-Cyrl-UZ"/>
+              </w:rPr>
+              <w:t xml:space="preserve">5 940 000.00 сўм</w:t>
+            </w:r>
+          </w:p>
+        </w:tc>
+      </w:tr>
+      <w:tr>
+        <w:tc>
+          <w:tcPr>
+            <w:tcW w:w="850" w:type="dxa"/>
+            <w:vAlign w:val="center"/>
+          </w:tcPr>
+          <w:p>
+            <w:pPr>
+              <w:spacing w:before="120" w:after="120" w:line="240" w:lineRule="auto"/>
+              <w:jc w:val="center"/>
+            </w:pPr>
+            <w:r>
+              <w:rPr>
+                <w:rFonts w:ascii="Times New Roman" w:hAnsi="Times New Roman" w:cs="Times New Roman"/>
+                <w:b/>
+                <w:bCs/>
+                <w:sz w:val="28"/>
+                <w:szCs w:val="28"/>
+                <w:lang w:val="uz-Cyrl-UZ"/>
+              </w:rPr>
+              <w:t xml:space="preserve">2.</w:t>
+            </w:r>
+          </w:p>
+        </w:tc>
+        <w:tc>
+          <w:tcPr>
+            <w:tcW w:w="2100" w:type="dxa"/>
+            <w:vAlign w:val="center"/>
+          </w:tcPr>
+          <w:p>
+            <w:pPr>
+              <w:spacing w:before="120" w:after="120" w:line="240" w:lineRule="auto"/>
+              <w:jc w:val="center"/>
+            </w:pPr>
+            <w:r>
+              <w:rPr>
+                <w:rFonts w:ascii="Times New Roman" w:hAnsi="Times New Roman" w:cs="Times New Roman"/>
+                <w:b/>
+                <w:bCs/>
+                <w:sz w:val="28"/>
+                <w:szCs w:val="28"/>
+                <w:lang w:val="uz-Cyrl-UZ"/>
+              </w:rPr>
+              <w:t xml:space="preserve">20.11.2026</w:t>
+            </w:r>
+          </w:p>
+        </w:tc>
+        <w:tc>
+          <w:tcPr>
+            <w:tcW w:w="6050" w:type="dxa"/>
+            <w:vAlign w:val="center"/>
+          </w:tcPr>
+          <w:p>
+            <w:pPr>
+              <w:spacing w:before="120" w:after="120" w:line="240" w:lineRule="auto"/>
+              <w:jc w:val="center"/>
+            </w:pPr>
+            <w:r>
+              <w:rPr>
+                <w:rFonts w:ascii="Times New Roman" w:hAnsi="Times New Roman" w:cs="Times New Roman"/>
+                <w:b/>
+                <w:bCs/>
+                <w:sz w:val="28"/>
+                <w:szCs w:val="28"/>
+                <w:lang w:val="uz-Cyrl-UZ"/>
+              </w:rPr>
+              <w:t xml:space="preserve">5 940 000.00 сўм</w:t>
+            </w:r>
+          </w:p>
+        </w:tc>
+      </w:tr>
+      <w:tr>
+        <w:tc>
+          <w:tcPr>
+            <w:tcW w:w="850" w:type="dxa"/>
+            <w:vAlign w:val="center"/>
+          </w:tcPr>
+          <w:p>
+            <w:pPr>
+              <w:spacing w:before="120" w:after="120" w:line="240" w:lineRule="auto"/>
+              <w:jc w:val="center"/>
+            </w:pPr>
+            <w:r>
+              <w:rPr>
+                <w:rFonts w:ascii="Times New Roman" w:hAnsi="Times New Roman" w:cs="Times New Roman"/>
+                <w:b/>
+                <w:bCs/>
+                <w:sz w:val="28"/>
+                <w:szCs w:val="28"/>
+                <w:lang w:val="uz-Cyrl-UZ"/>
+              </w:rPr>
+              <w:t xml:space="preserve">3.</w:t>
+            </w:r>
+          </w:p>
+        </w:tc>
+        <w:tc>
+          <w:tcPr>
+            <w:tcW w:w="2100" w:type="dxa"/>
+            <w:vAlign w:val="center"/>
+          </w:tcPr>
+          <w:p>
+            <w:pPr>
+              <w:spacing w:before="120" w:after="120" w:line="240" w:lineRule="auto"/>
+              <w:jc w:val="center"/>
+            </w:pPr>
+            <w:r>
+              <w:rPr>
+                <w:rFonts w:ascii="Times New Roman" w:hAnsi="Times New Roman" w:cs="Times New Roman"/>
+                <w:b/>
+                <w:bCs/>
+                <w:sz w:val="28"/>
+                <w:szCs w:val="28"/>
+                <w:lang w:val="uz-Cyrl-UZ"/>
+              </w:rPr>
+              <w:t xml:space="preserve">20.02.2027</w:t>
+            </w:r>
+          </w:p>
+        </w:tc>
+        <w:tc>
+          <w:tcPr>
+            <w:tcW w:w="6050" w:type="dxa"/>
+            <w:vAlign w:val="center"/>
+          </w:tcPr>
+          <w:p>
+            <w:pPr>
+              <w:spacing w:before="120" w:after="120" w:line="240" w:lineRule="auto"/>
+              <w:jc w:val="center"/>
+            </w:pPr>
+            <w:r>
+              <w:rPr>
+                <w:rFonts w:ascii="Times New Roman" w:hAnsi="Times New Roman" w:cs="Times New Roman"/>
+                <w:b/>
+                <w:bCs/>
+                <w:sz w:val="28"/>
+                <w:szCs w:val="28"/>
+                <w:lang w:val="uz-Cyrl-UZ"/>
+              </w:rPr>
+              <w:t xml:space="preserve">5 940 000.00 сўм</w:t>
+            </w:r>
+          </w:p>
+        </w:tc>
+      </w:tr>
+      <w:tr>
+        <w:tc>
+          <w:tcPr>
+            <w:tcW w:w="850" w:type="dxa"/>
+            <w:vAlign w:val="center"/>
+          </w:tcPr>
+          <w:p>
+            <w:pPr>
+              <w:spacing w:before="120" w:after="120" w:line="240" w:lineRule="auto"/>
+              <w:jc w:val="center"/>
+            </w:pPr>
+            <w:r>
+              <w:rPr>
+                <w:rFonts w:ascii="Times New Roman" w:hAnsi="Times New Roman" w:cs="Times New Roman"/>
+                <w:b/>
+                <w:bCs/>
+                <w:sz w:val="28"/>
+                <w:szCs w:val="28"/>
+                <w:lang w:val="uz-Cyrl-UZ"/>
+              </w:rPr>
+              <w:t xml:space="preserve">4.</w:t>
+            </w:r>
+          </w:p>
+        </w:tc>
+        <w:tc>
+          <w:tcPr>
+            <w:tcW w:w="2100" w:type="dxa"/>
+            <w:vAlign w:val="center"/>
+          </w:tcPr>
+          <w:p>
+            <w:pPr>
+              <w:spacing w:before="120" w:after="120" w:line="240" w:lineRule="auto"/>
+              <w:jc w:val="center"/>
+            </w:pPr>
+            <w:r>
+              <w:rPr>
+                <w:rFonts w:ascii="Times New Roman" w:hAnsi="Times New Roman" w:cs="Times New Roman"/>
+                <w:b/>
+                <w:bCs/>
+                <w:sz w:val="28"/>
+                <w:szCs w:val="28"/>
+                <w:lang w:val="uz-Cyrl-UZ"/>
+              </w:rPr>
+              <w:t xml:space="preserve">20.05.2027</w:t>
+            </w:r>
+          </w:p>
+        </w:tc>
+        <w:tc>
+          <w:tcPr>
+            <w:tcW w:w="6050" w:type="dxa"/>
+            <w:vAlign w:val="center"/>
+          </w:tcPr>
+          <w:p>
+            <w:pPr>
+              <w:spacing w:before="120" w:after="120" w:line="240" w:lineRule="auto"/>
+              <w:jc w:val="center"/>
+            </w:pPr>
+            <w:r>
+              <w:rPr>
+                <w:rFonts w:ascii="Times New Roman" w:hAnsi="Times New Roman" w:cs="Times New Roman"/>
+                <w:b/>
+                <w:bCs/>
+                <w:sz w:val="28"/>
+                <w:szCs w:val="28"/>
+                <w:lang w:val="uz-Cyrl-UZ"/>
+              </w:rPr>
+              <w:t xml:space="preserve">5 940 000.00 сўм</w:t>
+            </w:r>
+          </w:p>
+        </w:tc>
+      </w:tr>
+      <w:tr>
+        <w:tc>
+          <w:tcPr>
+            <w:tcW w:w="850" w:type="dxa"/>
+            <w:vAlign w:val="center"/>
+          </w:tcPr>
+          <w:p>
+            <w:pPr>
+              <w:spacing w:before="120" w:after="120" w:line="240" w:lineRule="auto"/>
+              <w:jc w:val="center"/>
+            </w:pPr>
+            <w:r>
+              <w:rPr>
+                <w:rFonts w:ascii="Times New Roman" w:hAnsi="Times New Roman" w:cs="Times New Roman"/>
+                <w:sz w:val="28"/>
+                <w:szCs w:val="28"/>
+                <w:lang w:val="uz-Cyrl-UZ"/>
+              </w:rPr>
+              <w:t xml:space="preserve"/>
+            </w:r>
+          </w:p>
+        </w:tc>
+        <w:tc>
+          <w:tcPr>
+            <w:tcW w:w="2100" w:type="dxa"/>
+            <w:vAlign w:val="center"/>
+          </w:tcPr>
+          <w:p>
+            <w:pPr>
+              <w:spacing w:before="120" w:after="120" w:line="240" w:lineRule="auto"/>
+              <w:jc w:val="center"/>
+            </w:pPr>
+            <w:r>
+              <w:rPr>
+                <w:rFonts w:ascii="Times New Roman" w:hAnsi="Times New Roman" w:cs="Times New Roman"/>
+                <w:b/>
+                <w:bCs/>
+                <w:sz w:val="28"/>
+                <w:szCs w:val="28"/>
+                <w:lang w:val="uz-Cyrl-UZ"/>
+              </w:rPr>
+              <w:t xml:space="preserve">Жами:</w:t>
+            </w:r>
+          </w:p>
+        </w:tc>
+        <w:tc>
+          <w:tcPr>
+            <w:tcW w:w="6050" w:type="dxa"/>
+            <w:vAlign w:val="center"/>
+          </w:tcPr>
+          <w:p>
+            <w:pPr>
+              <w:spacing w:before="120" w:after="120" w:line="240" w:lineRule="auto"/>
+              <w:jc w:val="center"/>
+            </w:pPr>
+            <w:r>
+              <w:rPr>
+                <w:rFonts w:ascii="Times New Roman" w:hAnsi="Times New Roman" w:cs="Times New Roman"/>
+                <w:b/>
+                <w:bCs/>
+                <w:sz w:val="28"/>
+                <w:szCs w:val="28"/>
+                <w:lang w:val="uz-Cyrl-UZ"/>
+              </w:rPr>
+              <w:t xml:space="preserve">23 760 000.00 сўм</w:t>
+            </w:r>
+          </w:p>
+        </w:tc>
+      </w:tr>
+    </w:tbl>
+    <w:p/>
+    <w:p/>
+    <w:tbl>
+      <w:tblPr>
+        <w:tblW w:w="9000" w:type="dxa"/>
+        <w:tblBorders>
+          <w:top w:val="single" w:sz="6"/>
+          <w:left w:val="single" w:sz="6"/>
+          <w:bottom w:val="single" w:sz="6"/>
+          <w:right w:val="single" w:sz="6"/>
+          <w:insideH w:val="single" w:sz="6"/>
+          <w:insideV w:val="single" w:sz="6"/>
+        </w:tblBorders>
+      </w:tblPr>
+      <w:tr>
+        <w:tc>
+          <w:tcPr>
+            <w:tcW w:w="4500" w:type="dxa"/>
+            <w:tcMar>
+              <w:top w:w="120" w:type="dxa"/>
+              <w:bottom w:w="120" w:type="dxa"/>
+            </w:tcMar>
+          </w:tcPr>
+          <w:p>
+            <w:pPr>
+              <w:spacing w:before="120" w:after="120" w:line="240" w:lineRule="auto"/>
+              <w:jc w:val="center"/>
+            </w:pPr>
+            <w:r>
+              <w:rPr>
+                <w:rFonts w:ascii="Times New Roman" w:hAnsi="Times New Roman" w:cs="Times New Roman"/>
+                <w:b/>
+                <w:bCs/>
+                <w:sz w:val="28"/>
+                <w:szCs w:val="28"/>
+                <w:lang w:val="uz-Cyrl-UZ"/>
+              </w:rPr>
+              <w:t xml:space="preserve">КОМПАНИЯ</w:t>
+            </w:r>
+          </w:p>
+          <w:p>
+            <w:pPr>
+              <w:spacing w:before="120" w:after="120" w:line="240" w:lineRule="auto"/>
+              <w:jc w:val="center"/>
+            </w:pPr>
+            <w:r>
+              <w:rPr>
+                <w:rFonts w:ascii="Times New Roman" w:hAnsi="Times New Roman" w:cs="Times New Roman"/>
+                <w:sz w:val="28"/>
+                <w:szCs w:val="28"/>
+                <w:lang w:val="uz-Cyrl-UZ"/>
+              </w:rPr>
+              <w:t xml:space="preserve"> </w:t>
+            </w:r>
+          </w:p>
+          <w:p>
+            <w:pPr>
+              <w:spacing w:before="120" w:after="120" w:line="240" w:lineRule="auto"/>
+              <w:jc w:val="center"/>
+            </w:pPr>
+            <w:r>
+              <w:rPr>
+                <w:rFonts w:ascii="Times New Roman" w:hAnsi="Times New Roman" w:cs="Times New Roman"/>
+                <w:sz w:val="28"/>
+                <w:szCs w:val="28"/>
+                <w:lang w:val="uz-Cyrl-UZ"/>
+              </w:rPr>
+              <w:t xml:space="preserve"> </w:t>
+            </w:r>
+          </w:p>
+          <w:p>
+            <w:pPr>
+              <w:spacing w:before="120" w:after="120" w:line="240" w:lineRule="auto"/>
+              <w:jc w:val="center"/>
+            </w:pPr>
+            <w:r>
+              <w:rPr>
+                <w:rFonts w:ascii="Times New Roman" w:hAnsi="Times New Roman" w:cs="Times New Roman"/>
+                <w:sz w:val="28"/>
+                <w:szCs w:val="28"/>
+                <w:lang w:val="uz-Cyrl-UZ"/>
+              </w:rPr>
+              <w:t xml:space="preserve">____________________________</w:t>
+            </w:r>
+          </w:p>
+          <w:p>
+            <w:pPr>
+              <w:spacing w:before="120" w:after="120" w:line="240" w:lineRule="auto"/>
+              <w:jc w:val="center"/>
+            </w:pPr>
+            <w:r>
+              <w:rPr>
+                <w:rFonts w:ascii="Times New Roman" w:hAnsi="Times New Roman" w:cs="Times New Roman"/>
+                <w:b/>
+                <w:bCs/>
+                <w:sz w:val="28"/>
+                <w:szCs w:val="28"/>
+                <w:lang w:val="uz-Cyrl-UZ"/>
+              </w:rPr>
+              <w:t xml:space="preserve">Ш. Каримов</w:t>
+            </w:r>
+          </w:p>
+        </w:tc>
+        <w:tc>
+          <w:tcPr>
+            <w:tcW w:w="4500" w:type="dxa"/>
+            <w:tcMar>
+              <w:top w:w="120" w:type="dxa"/>
+              <w:bottom w:w="120" w:type="dxa"/>
+            </w:tcMar>
+          </w:tcPr>
+          <w:p>
+            <w:pPr>
+              <w:spacing w:before="120" w:after="120" w:line="240" w:lineRule="auto"/>
+              <w:jc w:val="center"/>
+            </w:pPr>
+            <w:r>
+              <w:rPr>
+                <w:rFonts w:ascii="Times New Roman" w:hAnsi="Times New Roman" w:cs="Times New Roman"/>
+                <w:b/>
+                <w:bCs/>
+                <w:sz w:val="28"/>
+                <w:szCs w:val="28"/>
+                <w:lang w:val="uz-Cyrl-UZ"/>
+              </w:rPr>
+              <w:t xml:space="preserve">ИНВЕСТОР</w:t>
+            </w:r>
+          </w:p>
+          <w:p>
+            <w:pPr>
+              <w:spacing w:before="120" w:after="120" w:line="240" w:lineRule="auto"/>
+              <w:jc w:val="center"/>
+            </w:pPr>
+            <w:r>
+              <w:rPr>
+                <w:rFonts w:ascii="Times New Roman" w:hAnsi="Times New Roman" w:cs="Times New Roman"/>
+                <w:sz w:val="28"/>
+                <w:szCs w:val="28"/>
+                <w:lang w:val="uz-Cyrl-UZ"/>
+              </w:rPr>
+              <w:t xml:space="preserve"> </w:t>
+            </w:r>
+          </w:p>
+          <w:p>
+            <w:pPr>
+              <w:spacing w:before="120" w:after="120" w:line="240" w:lineRule="auto"/>
+              <w:jc w:val="center"/>
+            </w:pPr>
+            <w:r>
+              <w:rPr>
+                <w:rFonts w:ascii="Times New Roman" w:hAnsi="Times New Roman" w:cs="Times New Roman"/>
+                <w:sz w:val="28"/>
+                <w:szCs w:val="28"/>
+                <w:lang w:val="uz-Cyrl-UZ"/>
+              </w:rPr>
+              <w:t xml:space="preserve"> </w:t>
+            </w:r>
+          </w:p>
+          <w:p>
+            <w:pPr>
+              <w:spacing w:before="120" w:after="120" w:line="240" w:lineRule="auto"/>
+              <w:jc w:val="center"/>
+            </w:pPr>
+            <w:r>
+              <w:rPr>
+                <w:rFonts w:ascii="Times New Roman" w:hAnsi="Times New Roman" w:cs="Times New Roman"/>
+                <w:sz w:val="28"/>
+                <w:szCs w:val="28"/>
+                <w:lang w:val="uz-Cyrl-UZ"/>
+              </w:rPr>
+              <w:t xml:space="preserve">____________________________</w:t>
+            </w:r>
+          </w:p>
+          <w:p>
+            <w:pPr>
+              <w:spacing w:before="120" w:after="120" w:line="240" w:lineRule="auto"/>
+              <w:jc w:val="center"/>
+            </w:pPr>
+            <w:r>
+              <w:rPr>
+                <w:rFonts w:ascii="Times New Roman" w:hAnsi="Times New Roman" w:cs="Times New Roman"/>
+                <w:b/>
+                <w:bCs/>
+                <w:sz w:val="28"/>
+                <w:szCs w:val="28"/>
+                <w:lang w:val="uz-Cyrl-UZ"/>
+              </w:rPr>
+              <w:t xml:space="preserve">Юлдашева Малика</w:t>
             </w:r>
           </w:p>
         </w:tc>

--- a/public/uploads/contracts/draft-21.docx
+++ b/public/uploads/contracts/draft-21.docx
@@ -1148,6 +1148,21 @@
                 <w:lang w:val="uz-Cyrl-UZ"/>
               </w:rPr>
               <w:t xml:space="preserve"> </w:t>
+            </w:r>
+          </w:p>
+          <w:p>
+            <w:pPr>
+              <w:jc w:val="center"/>
+              <w:spacing w:after="20"/>
+            </w:pPr>
+            <w:r>
+              <w:rPr>
+                <w:rFonts w:ascii="Times New Roman" w:hAnsi="Times New Roman" w:cs="Times New Roman"/>
+                <w:sz w:val="28"/>
+                <w:szCs w:val="28"/>
+                <w:lang w:val="uz-Cyrl-UZ"/>
+              </w:rPr>
+              <w:t xml:space="preserve">Имзо:</w:t>
             </w:r>
           </w:p>
           <w:p>
@@ -1233,7 +1248,7 @@
                 <w:szCs w:val="28"/>
                 <w:lang w:val="uz-Cyrl-UZ"/>
               </w:rPr>
-              <w:t xml:space="preserve">21-сон, 2026-йил 1-июл</w:t>
+              <w:t xml:space="preserve">21-сон, 2026-йил 2-март</w:t>
             </w:r>
           </w:p>
         </w:tc>
@@ -1350,6 +1365,21 @@
                 <w:lang w:val="uz-Cyrl-UZ"/>
               </w:rPr>
               <w:t xml:space="preserve"> </w:t>
+            </w:r>
+          </w:p>
+          <w:p>
+            <w:pPr>
+              <w:jc w:val="center"/>
+              <w:spacing w:after="20"/>
+            </w:pPr>
+            <w:r>
+              <w:rPr>
+                <w:rFonts w:ascii="Times New Roman" w:hAnsi="Times New Roman" w:cs="Times New Roman"/>
+                <w:sz w:val="28"/>
+                <w:szCs w:val="28"/>
+                <w:lang w:val="uz-Cyrl-UZ"/>
+              </w:rPr>
+              <w:t xml:space="preserve">Имзо:</w:t>
             </w:r>
           </w:p>
           <w:p>
@@ -1420,7 +1450,7 @@
                 <w:szCs w:val="28"/>
                 <w:lang w:val="uz-Cyrl-UZ"/>
               </w:rPr>
-              <w:t xml:space="preserve">2026-йил 1-июл</w:t>
+              <w:t xml:space="preserve">2026-йил 3-март</w:t>
             </w:r>
           </w:p>
         </w:tc>
@@ -1462,7 +1492,7 @@
           <w:szCs w:val="28"/>
           <w:lang w:val="uz-Cyrl-UZ"/>
         </w:rPr>
-        <w:t xml:space="preserve">ART-2026-A-21-сонли шартномага</w:t>
+        <w:t xml:space="preserve">А-26-DIDI8-сонли шартномага</w:t>
       </w:r>
     </w:p>
     <w:p>
@@ -1497,7 +1527,7 @@
           <w:szCs w:val="28"/>
           <w:lang w:val="uz-Cyrl-UZ"/>
         </w:rPr>
-        <w:t xml:space="preserve">Йиғимнинг қолган 80% тўлаш</w:t>
+        <w:t xml:space="preserve">Шартноманинг бир йиллик тўлов</w:t>
       </w:r>
     </w:p>
     <w:p>
@@ -1600,7 +1630,7 @@
                 <w:szCs w:val="28"/>
                 <w:lang w:val="uz-Cyrl-UZ"/>
               </w:rPr>
-              <w:t xml:space="preserve">5 940 000.00 сўм</w:t>
+              <w:t xml:space="preserve">2 475 000.00 сўм</w:t>
             </w:r>
           </w:p>
         </w:tc>
@@ -1648,7 +1678,7 @@
                 <w:szCs w:val="28"/>
                 <w:lang w:val="uz-Cyrl-UZ"/>
               </w:rPr>
-              <w:t xml:space="preserve">20.11.2026</w:t>
+              <w:t xml:space="preserve">20.09.2026</w:t>
             </w:r>
           </w:p>
         </w:tc>
@@ -1671,7 +1701,7 @@
                 <w:szCs w:val="28"/>
                 <w:lang w:val="uz-Cyrl-UZ"/>
               </w:rPr>
-              <w:t xml:space="preserve">5 940 000.00 сўм</w:t>
+              <w:t xml:space="preserve">2 475 000.00 сўм</w:t>
             </w:r>
           </w:p>
         </w:tc>
@@ -1719,7 +1749,7 @@
                 <w:szCs w:val="28"/>
                 <w:lang w:val="uz-Cyrl-UZ"/>
               </w:rPr>
-              <w:t xml:space="preserve">20.02.2027</w:t>
+              <w:t xml:space="preserve">20.10.2026</w:t>
             </w:r>
           </w:p>
         </w:tc>
@@ -1742,7 +1772,7 @@
                 <w:szCs w:val="28"/>
                 <w:lang w:val="uz-Cyrl-UZ"/>
               </w:rPr>
-              <w:t xml:space="preserve">5 940 000.00 сўм</w:t>
+              <w:t xml:space="preserve">2 475 000.00 сўм</w:t>
             </w:r>
           </w:p>
         </w:tc>
@@ -1790,7 +1820,7 @@
                 <w:szCs w:val="28"/>
                 <w:lang w:val="uz-Cyrl-UZ"/>
               </w:rPr>
-              <w:t xml:space="preserve">20.05.2027</w:t>
+              <w:t xml:space="preserve">20.11.2026</w:t>
             </w:r>
           </w:p>
         </w:tc>
@@ -1813,7 +1843,7 @@
                 <w:szCs w:val="28"/>
                 <w:lang w:val="uz-Cyrl-UZ"/>
               </w:rPr>
-              <w:t xml:space="preserve">5 940 000.00 сўм</w:t>
+              <w:t xml:space="preserve">2 475 000.00 сўм</w:t>
             </w:r>
           </w:p>
         </w:tc>
@@ -1832,6 +1862,574 @@
             <w:r>
               <w:rPr>
                 <w:rFonts w:ascii="Times New Roman" w:hAnsi="Times New Roman" w:cs="Times New Roman"/>
+                <w:b/>
+                <w:bCs/>
+                <w:sz w:val="28"/>
+                <w:szCs w:val="28"/>
+                <w:lang w:val="uz-Cyrl-UZ"/>
+              </w:rPr>
+              <w:t xml:space="preserve">5.</w:t>
+            </w:r>
+          </w:p>
+        </w:tc>
+        <w:tc>
+          <w:tcPr>
+            <w:tcW w:w="2100" w:type="dxa"/>
+            <w:vAlign w:val="center"/>
+          </w:tcPr>
+          <w:p>
+            <w:pPr>
+              <w:spacing w:before="120" w:after="120" w:line="240" w:lineRule="auto"/>
+              <w:jc w:val="center"/>
+            </w:pPr>
+            <w:r>
+              <w:rPr>
+                <w:rFonts w:ascii="Times New Roman" w:hAnsi="Times New Roman" w:cs="Times New Roman"/>
+                <w:b/>
+                <w:bCs/>
+                <w:sz w:val="28"/>
+                <w:szCs w:val="28"/>
+                <w:lang w:val="uz-Cyrl-UZ"/>
+              </w:rPr>
+              <w:t xml:space="preserve">20.12.2026</w:t>
+            </w:r>
+          </w:p>
+        </w:tc>
+        <w:tc>
+          <w:tcPr>
+            <w:tcW w:w="6050" w:type="dxa"/>
+            <w:vAlign w:val="center"/>
+          </w:tcPr>
+          <w:p>
+            <w:pPr>
+              <w:spacing w:before="120" w:after="120" w:line="240" w:lineRule="auto"/>
+              <w:jc w:val="center"/>
+            </w:pPr>
+            <w:r>
+              <w:rPr>
+                <w:rFonts w:ascii="Times New Roman" w:hAnsi="Times New Roman" w:cs="Times New Roman"/>
+                <w:b/>
+                <w:bCs/>
+                <w:sz w:val="28"/>
+                <w:szCs w:val="28"/>
+                <w:lang w:val="uz-Cyrl-UZ"/>
+              </w:rPr>
+              <w:t xml:space="preserve">2 475 000.00 сўм</w:t>
+            </w:r>
+          </w:p>
+        </w:tc>
+      </w:tr>
+      <w:tr>
+        <w:tc>
+          <w:tcPr>
+            <w:tcW w:w="850" w:type="dxa"/>
+            <w:vAlign w:val="center"/>
+          </w:tcPr>
+          <w:p>
+            <w:pPr>
+              <w:spacing w:before="120" w:after="120" w:line="240" w:lineRule="auto"/>
+              <w:jc w:val="center"/>
+            </w:pPr>
+            <w:r>
+              <w:rPr>
+                <w:rFonts w:ascii="Times New Roman" w:hAnsi="Times New Roman" w:cs="Times New Roman"/>
+                <w:b/>
+                <w:bCs/>
+                <w:sz w:val="28"/>
+                <w:szCs w:val="28"/>
+                <w:lang w:val="uz-Cyrl-UZ"/>
+              </w:rPr>
+              <w:t xml:space="preserve">6.</w:t>
+            </w:r>
+          </w:p>
+        </w:tc>
+        <w:tc>
+          <w:tcPr>
+            <w:tcW w:w="2100" w:type="dxa"/>
+            <w:vAlign w:val="center"/>
+          </w:tcPr>
+          <w:p>
+            <w:pPr>
+              <w:spacing w:before="120" w:after="120" w:line="240" w:lineRule="auto"/>
+              <w:jc w:val="center"/>
+            </w:pPr>
+            <w:r>
+              <w:rPr>
+                <w:rFonts w:ascii="Times New Roman" w:hAnsi="Times New Roman" w:cs="Times New Roman"/>
+                <w:b/>
+                <w:bCs/>
+                <w:sz w:val="28"/>
+                <w:szCs w:val="28"/>
+                <w:lang w:val="uz-Cyrl-UZ"/>
+              </w:rPr>
+              <w:t xml:space="preserve">20.01.2027</w:t>
+            </w:r>
+          </w:p>
+        </w:tc>
+        <w:tc>
+          <w:tcPr>
+            <w:tcW w:w="6050" w:type="dxa"/>
+            <w:vAlign w:val="center"/>
+          </w:tcPr>
+          <w:p>
+            <w:pPr>
+              <w:spacing w:before="120" w:after="120" w:line="240" w:lineRule="auto"/>
+              <w:jc w:val="center"/>
+            </w:pPr>
+            <w:r>
+              <w:rPr>
+                <w:rFonts w:ascii="Times New Roman" w:hAnsi="Times New Roman" w:cs="Times New Roman"/>
+                <w:b/>
+                <w:bCs/>
+                <w:sz w:val="28"/>
+                <w:szCs w:val="28"/>
+                <w:lang w:val="uz-Cyrl-UZ"/>
+              </w:rPr>
+              <w:t xml:space="preserve">2 475 000.00 сўм</w:t>
+            </w:r>
+          </w:p>
+        </w:tc>
+      </w:tr>
+      <w:tr>
+        <w:tc>
+          <w:tcPr>
+            <w:tcW w:w="850" w:type="dxa"/>
+            <w:vAlign w:val="center"/>
+          </w:tcPr>
+          <w:p>
+            <w:pPr>
+              <w:spacing w:before="120" w:after="120" w:line="240" w:lineRule="auto"/>
+              <w:jc w:val="center"/>
+            </w:pPr>
+            <w:r>
+              <w:rPr>
+                <w:rFonts w:ascii="Times New Roman" w:hAnsi="Times New Roman" w:cs="Times New Roman"/>
+                <w:b/>
+                <w:bCs/>
+                <w:sz w:val="28"/>
+                <w:szCs w:val="28"/>
+                <w:lang w:val="uz-Cyrl-UZ"/>
+              </w:rPr>
+              <w:t xml:space="preserve">7.</w:t>
+            </w:r>
+          </w:p>
+        </w:tc>
+        <w:tc>
+          <w:tcPr>
+            <w:tcW w:w="2100" w:type="dxa"/>
+            <w:vAlign w:val="center"/>
+          </w:tcPr>
+          <w:p>
+            <w:pPr>
+              <w:spacing w:before="120" w:after="120" w:line="240" w:lineRule="auto"/>
+              <w:jc w:val="center"/>
+            </w:pPr>
+            <w:r>
+              <w:rPr>
+                <w:rFonts w:ascii="Times New Roman" w:hAnsi="Times New Roman" w:cs="Times New Roman"/>
+                <w:b/>
+                <w:bCs/>
+                <w:sz w:val="28"/>
+                <w:szCs w:val="28"/>
+                <w:lang w:val="uz-Cyrl-UZ"/>
+              </w:rPr>
+              <w:t xml:space="preserve">20.02.2027</w:t>
+            </w:r>
+          </w:p>
+        </w:tc>
+        <w:tc>
+          <w:tcPr>
+            <w:tcW w:w="6050" w:type="dxa"/>
+            <w:vAlign w:val="center"/>
+          </w:tcPr>
+          <w:p>
+            <w:pPr>
+              <w:spacing w:before="120" w:after="120" w:line="240" w:lineRule="auto"/>
+              <w:jc w:val="center"/>
+            </w:pPr>
+            <w:r>
+              <w:rPr>
+                <w:rFonts w:ascii="Times New Roman" w:hAnsi="Times New Roman" w:cs="Times New Roman"/>
+                <w:b/>
+                <w:bCs/>
+                <w:sz w:val="28"/>
+                <w:szCs w:val="28"/>
+                <w:lang w:val="uz-Cyrl-UZ"/>
+              </w:rPr>
+              <w:t xml:space="preserve">2 475 000.00 сўм</w:t>
+            </w:r>
+          </w:p>
+        </w:tc>
+      </w:tr>
+      <w:tr>
+        <w:tc>
+          <w:tcPr>
+            <w:tcW w:w="850" w:type="dxa"/>
+            <w:vAlign w:val="center"/>
+          </w:tcPr>
+          <w:p>
+            <w:pPr>
+              <w:spacing w:before="120" w:after="120" w:line="240" w:lineRule="auto"/>
+              <w:jc w:val="center"/>
+            </w:pPr>
+            <w:r>
+              <w:rPr>
+                <w:rFonts w:ascii="Times New Roman" w:hAnsi="Times New Roman" w:cs="Times New Roman"/>
+                <w:b/>
+                <w:bCs/>
+                <w:sz w:val="28"/>
+                <w:szCs w:val="28"/>
+                <w:lang w:val="uz-Cyrl-UZ"/>
+              </w:rPr>
+              <w:t xml:space="preserve">8.</w:t>
+            </w:r>
+          </w:p>
+        </w:tc>
+        <w:tc>
+          <w:tcPr>
+            <w:tcW w:w="2100" w:type="dxa"/>
+            <w:vAlign w:val="center"/>
+          </w:tcPr>
+          <w:p>
+            <w:pPr>
+              <w:spacing w:before="120" w:after="120" w:line="240" w:lineRule="auto"/>
+              <w:jc w:val="center"/>
+            </w:pPr>
+            <w:r>
+              <w:rPr>
+                <w:rFonts w:ascii="Times New Roman" w:hAnsi="Times New Roman" w:cs="Times New Roman"/>
+                <w:b/>
+                <w:bCs/>
+                <w:sz w:val="28"/>
+                <w:szCs w:val="28"/>
+                <w:lang w:val="uz-Cyrl-UZ"/>
+              </w:rPr>
+              <w:t xml:space="preserve">20.03.2027</w:t>
+            </w:r>
+          </w:p>
+        </w:tc>
+        <w:tc>
+          <w:tcPr>
+            <w:tcW w:w="6050" w:type="dxa"/>
+            <w:vAlign w:val="center"/>
+          </w:tcPr>
+          <w:p>
+            <w:pPr>
+              <w:spacing w:before="120" w:after="120" w:line="240" w:lineRule="auto"/>
+              <w:jc w:val="center"/>
+            </w:pPr>
+            <w:r>
+              <w:rPr>
+                <w:rFonts w:ascii="Times New Roman" w:hAnsi="Times New Roman" w:cs="Times New Roman"/>
+                <w:b/>
+                <w:bCs/>
+                <w:sz w:val="28"/>
+                <w:szCs w:val="28"/>
+                <w:lang w:val="uz-Cyrl-UZ"/>
+              </w:rPr>
+              <w:t xml:space="preserve">2 475 000.00 сўм</w:t>
+            </w:r>
+          </w:p>
+        </w:tc>
+      </w:tr>
+      <w:tr>
+        <w:tc>
+          <w:tcPr>
+            <w:tcW w:w="850" w:type="dxa"/>
+            <w:vAlign w:val="center"/>
+          </w:tcPr>
+          <w:p>
+            <w:pPr>
+              <w:spacing w:before="120" w:after="120" w:line="240" w:lineRule="auto"/>
+              <w:jc w:val="center"/>
+            </w:pPr>
+            <w:r>
+              <w:rPr>
+                <w:rFonts w:ascii="Times New Roman" w:hAnsi="Times New Roman" w:cs="Times New Roman"/>
+                <w:b/>
+                <w:bCs/>
+                <w:sz w:val="28"/>
+                <w:szCs w:val="28"/>
+                <w:lang w:val="uz-Cyrl-UZ"/>
+              </w:rPr>
+              <w:t xml:space="preserve">9.</w:t>
+            </w:r>
+          </w:p>
+        </w:tc>
+        <w:tc>
+          <w:tcPr>
+            <w:tcW w:w="2100" w:type="dxa"/>
+            <w:vAlign w:val="center"/>
+          </w:tcPr>
+          <w:p>
+            <w:pPr>
+              <w:spacing w:before="120" w:after="120" w:line="240" w:lineRule="auto"/>
+              <w:jc w:val="center"/>
+            </w:pPr>
+            <w:r>
+              <w:rPr>
+                <w:rFonts w:ascii="Times New Roman" w:hAnsi="Times New Roman" w:cs="Times New Roman"/>
+                <w:b/>
+                <w:bCs/>
+                <w:sz w:val="28"/>
+                <w:szCs w:val="28"/>
+                <w:lang w:val="uz-Cyrl-UZ"/>
+              </w:rPr>
+              <w:t xml:space="preserve">20.04.2027</w:t>
+            </w:r>
+          </w:p>
+        </w:tc>
+        <w:tc>
+          <w:tcPr>
+            <w:tcW w:w="6050" w:type="dxa"/>
+            <w:vAlign w:val="center"/>
+          </w:tcPr>
+          <w:p>
+            <w:pPr>
+              <w:spacing w:before="120" w:after="120" w:line="240" w:lineRule="auto"/>
+              <w:jc w:val="center"/>
+            </w:pPr>
+            <w:r>
+              <w:rPr>
+                <w:rFonts w:ascii="Times New Roman" w:hAnsi="Times New Roman" w:cs="Times New Roman"/>
+                <w:b/>
+                <w:bCs/>
+                <w:sz w:val="28"/>
+                <w:szCs w:val="28"/>
+                <w:lang w:val="uz-Cyrl-UZ"/>
+              </w:rPr>
+              <w:t xml:space="preserve">2 475 000.00 сўм</w:t>
+            </w:r>
+          </w:p>
+        </w:tc>
+      </w:tr>
+      <w:tr>
+        <w:tc>
+          <w:tcPr>
+            <w:tcW w:w="850" w:type="dxa"/>
+            <w:vAlign w:val="center"/>
+          </w:tcPr>
+          <w:p>
+            <w:pPr>
+              <w:spacing w:before="120" w:after="120" w:line="240" w:lineRule="auto"/>
+              <w:jc w:val="center"/>
+            </w:pPr>
+            <w:r>
+              <w:rPr>
+                <w:rFonts w:ascii="Times New Roman" w:hAnsi="Times New Roman" w:cs="Times New Roman"/>
+                <w:b/>
+                <w:bCs/>
+                <w:sz w:val="28"/>
+                <w:szCs w:val="28"/>
+                <w:lang w:val="uz-Cyrl-UZ"/>
+              </w:rPr>
+              <w:t xml:space="preserve">10.</w:t>
+            </w:r>
+          </w:p>
+        </w:tc>
+        <w:tc>
+          <w:tcPr>
+            <w:tcW w:w="2100" w:type="dxa"/>
+            <w:vAlign w:val="center"/>
+          </w:tcPr>
+          <w:p>
+            <w:pPr>
+              <w:spacing w:before="120" w:after="120" w:line="240" w:lineRule="auto"/>
+              <w:jc w:val="center"/>
+            </w:pPr>
+            <w:r>
+              <w:rPr>
+                <w:rFonts w:ascii="Times New Roman" w:hAnsi="Times New Roman" w:cs="Times New Roman"/>
+                <w:b/>
+                <w:bCs/>
+                <w:sz w:val="28"/>
+                <w:szCs w:val="28"/>
+                <w:lang w:val="uz-Cyrl-UZ"/>
+              </w:rPr>
+              <w:t xml:space="preserve">20.05.2027</w:t>
+            </w:r>
+          </w:p>
+        </w:tc>
+        <w:tc>
+          <w:tcPr>
+            <w:tcW w:w="6050" w:type="dxa"/>
+            <w:vAlign w:val="center"/>
+          </w:tcPr>
+          <w:p>
+            <w:pPr>
+              <w:spacing w:before="120" w:after="120" w:line="240" w:lineRule="auto"/>
+              <w:jc w:val="center"/>
+            </w:pPr>
+            <w:r>
+              <w:rPr>
+                <w:rFonts w:ascii="Times New Roman" w:hAnsi="Times New Roman" w:cs="Times New Roman"/>
+                <w:b/>
+                <w:bCs/>
+                <w:sz w:val="28"/>
+                <w:szCs w:val="28"/>
+                <w:lang w:val="uz-Cyrl-UZ"/>
+              </w:rPr>
+              <w:t xml:space="preserve">2 475 000.00 сўм</w:t>
+            </w:r>
+          </w:p>
+        </w:tc>
+      </w:tr>
+      <w:tr>
+        <w:tc>
+          <w:tcPr>
+            <w:tcW w:w="850" w:type="dxa"/>
+            <w:vAlign w:val="center"/>
+          </w:tcPr>
+          <w:p>
+            <w:pPr>
+              <w:spacing w:before="120" w:after="120" w:line="240" w:lineRule="auto"/>
+              <w:jc w:val="center"/>
+            </w:pPr>
+            <w:r>
+              <w:rPr>
+                <w:rFonts w:ascii="Times New Roman" w:hAnsi="Times New Roman" w:cs="Times New Roman"/>
+                <w:b/>
+                <w:bCs/>
+                <w:sz w:val="28"/>
+                <w:szCs w:val="28"/>
+                <w:lang w:val="uz-Cyrl-UZ"/>
+              </w:rPr>
+              <w:t xml:space="preserve">11.</w:t>
+            </w:r>
+          </w:p>
+        </w:tc>
+        <w:tc>
+          <w:tcPr>
+            <w:tcW w:w="2100" w:type="dxa"/>
+            <w:vAlign w:val="center"/>
+          </w:tcPr>
+          <w:p>
+            <w:pPr>
+              <w:spacing w:before="120" w:after="120" w:line="240" w:lineRule="auto"/>
+              <w:jc w:val="center"/>
+            </w:pPr>
+            <w:r>
+              <w:rPr>
+                <w:rFonts w:ascii="Times New Roman" w:hAnsi="Times New Roman" w:cs="Times New Roman"/>
+                <w:b/>
+                <w:bCs/>
+                <w:sz w:val="28"/>
+                <w:szCs w:val="28"/>
+                <w:lang w:val="uz-Cyrl-UZ"/>
+              </w:rPr>
+              <w:t xml:space="preserve">20.06.2027</w:t>
+            </w:r>
+          </w:p>
+        </w:tc>
+        <w:tc>
+          <w:tcPr>
+            <w:tcW w:w="6050" w:type="dxa"/>
+            <w:vAlign w:val="center"/>
+          </w:tcPr>
+          <w:p>
+            <w:pPr>
+              <w:spacing w:before="120" w:after="120" w:line="240" w:lineRule="auto"/>
+              <w:jc w:val="center"/>
+            </w:pPr>
+            <w:r>
+              <w:rPr>
+                <w:rFonts w:ascii="Times New Roman" w:hAnsi="Times New Roman" w:cs="Times New Roman"/>
+                <w:b/>
+                <w:bCs/>
+                <w:sz w:val="28"/>
+                <w:szCs w:val="28"/>
+                <w:lang w:val="uz-Cyrl-UZ"/>
+              </w:rPr>
+              <w:t xml:space="preserve">2 475 000.00 сўм</w:t>
+            </w:r>
+          </w:p>
+        </w:tc>
+      </w:tr>
+      <w:tr>
+        <w:tc>
+          <w:tcPr>
+            <w:tcW w:w="850" w:type="dxa"/>
+            <w:vAlign w:val="center"/>
+          </w:tcPr>
+          <w:p>
+            <w:pPr>
+              <w:spacing w:before="120" w:after="120" w:line="240" w:lineRule="auto"/>
+              <w:jc w:val="center"/>
+            </w:pPr>
+            <w:r>
+              <w:rPr>
+                <w:rFonts w:ascii="Times New Roman" w:hAnsi="Times New Roman" w:cs="Times New Roman"/>
+                <w:b/>
+                <w:bCs/>
+                <w:sz w:val="28"/>
+                <w:szCs w:val="28"/>
+                <w:lang w:val="uz-Cyrl-UZ"/>
+              </w:rPr>
+              <w:t xml:space="preserve">12.</w:t>
+            </w:r>
+          </w:p>
+        </w:tc>
+        <w:tc>
+          <w:tcPr>
+            <w:tcW w:w="2100" w:type="dxa"/>
+            <w:vAlign w:val="center"/>
+          </w:tcPr>
+          <w:p>
+            <w:pPr>
+              <w:spacing w:before="120" w:after="120" w:line="240" w:lineRule="auto"/>
+              <w:jc w:val="center"/>
+            </w:pPr>
+            <w:r>
+              <w:rPr>
+                <w:rFonts w:ascii="Times New Roman" w:hAnsi="Times New Roman" w:cs="Times New Roman"/>
+                <w:b/>
+                <w:bCs/>
+                <w:sz w:val="28"/>
+                <w:szCs w:val="28"/>
+                <w:lang w:val="uz-Cyrl-UZ"/>
+              </w:rPr>
+              <w:t xml:space="preserve">20.07.2027</w:t>
+            </w:r>
+          </w:p>
+        </w:tc>
+        <w:tc>
+          <w:tcPr>
+            <w:tcW w:w="6050" w:type="dxa"/>
+            <w:vAlign w:val="center"/>
+          </w:tcPr>
+          <w:p>
+            <w:pPr>
+              <w:spacing w:before="120" w:after="120" w:line="240" w:lineRule="auto"/>
+              <w:jc w:val="center"/>
+            </w:pPr>
+            <w:r>
+              <w:rPr>
+                <w:rFonts w:ascii="Times New Roman" w:hAnsi="Times New Roman" w:cs="Times New Roman"/>
+                <w:b/>
+                <w:bCs/>
+                <w:sz w:val="28"/>
+                <w:szCs w:val="28"/>
+                <w:lang w:val="uz-Cyrl-UZ"/>
+              </w:rPr>
+              <w:t xml:space="preserve">2 475 000.00 сўм</w:t>
+            </w:r>
+          </w:p>
+        </w:tc>
+      </w:tr>
+      <w:tr>
+        <w:tc>
+          <w:tcPr>
+            <w:tcW w:w="850" w:type="dxa"/>
+            <w:vAlign w:val="center"/>
+          </w:tcPr>
+          <w:p>
+            <w:pPr>
+              <w:spacing w:before="120" w:after="120" w:line="240" w:lineRule="auto"/>
+              <w:jc w:val="center"/>
+            </w:pPr>
+            <w:r>
+              <w:rPr>
+                <w:rFonts w:ascii="Times New Roman" w:hAnsi="Times New Roman" w:cs="Times New Roman"/>
                 <w:sz w:val="28"/>
                 <w:szCs w:val="28"/>
                 <w:lang w:val="uz-Cyrl-UZ"/>
@@ -1882,7 +2480,7 @@
                 <w:szCs w:val="28"/>
                 <w:lang w:val="uz-Cyrl-UZ"/>
               </w:rPr>
-              <w:t xml:space="preserve">23 760 000.00 сўм</w:t>
+              <w:t xml:space="preserve">29 700 000.00 сўм</w:t>
             </w:r>
           </w:p>
         </w:tc>
@@ -1987,7 +2585,7 @@
                 <w:szCs w:val="28"/>
                 <w:lang w:val="uz-Cyrl-UZ"/>
               </w:rPr>
-              <w:t xml:space="preserve">Ш. Каримов</w:t>
+              <w:t xml:space="preserve">Каримов Шавкат</w:t>
             </w:r>
           </w:p>
         </w:tc>

--- a/public/uploads/contracts/draft-21.docx
+++ b/public/uploads/contracts/draft-21.docx
@@ -51,24 +51,24 @@
           <w:szCs w:val="28"/>
           <w:lang w:val="uz-Cyrl-UZ"/>
         </w:rPr>
-        <w:t xml:space="preserve">2026 йил 1-июл          А-26-DIDI8-сон                                        Тошкент шаҳри ш.</w:t>
-      </w:r>
-    </w:p>
-    <w:p/>
-    <w:p>
-      <w:pPr>
-        <w:spacing w:after="0" w:line="240" w:lineRule="auto"/>
-        <w:ind w:firstLine="851"/>
-        <w:jc w:val="both"/>
-      </w:pPr>
-      <w:r>
-        <w:rPr>
-          <w:rFonts w:ascii="Times New Roman" w:hAnsi="Times New Roman" w:cs="Times New Roman"/>
-          <w:sz w:val="28"/>
-          <w:szCs w:val="28"/>
-          <w:lang w:val="uz-Cyrl-UZ"/>
-        </w:rPr>
-        <w:t xml:space="preserve">Кейинги ўринларда “Ижарага берувчи” деб номланадиган Тошкент шаҳар ҳокимияти томонидан ва кейинги ўринларда “Ижарага олувчи” деб номланадиган Юлдашева Малика («MEGA BUILD» МЧЖ) томонидан мазкур шартномани Ўзбекистон Республикаси Ягона интерактив давлат хизматлари портали орқали 2026 йил 1-июл да келиб тушган А-26-DIDI8-сон аризага биноан тузди.</w:t>
+        <w:t xml:space="preserve">2026 йил 1-июл          А-26-JDWKZ-сон                                        Тошкент шаҳри ш.</w:t>
+      </w:r>
+    </w:p>
+    <w:p/>
+    <w:p>
+      <w:pPr>
+        <w:spacing w:after="0" w:line="240" w:lineRule="auto"/>
+        <w:ind w:firstLine="851"/>
+        <w:jc w:val="both"/>
+      </w:pPr>
+      <w:r>
+        <w:rPr>
+          <w:rFonts w:ascii="Times New Roman" w:hAnsi="Times New Roman" w:cs="Times New Roman"/>
+          <w:sz w:val="28"/>
+          <w:szCs w:val="28"/>
+          <w:lang w:val="uz-Cyrl-UZ"/>
+        </w:rPr>
+        <w:t xml:space="preserve">Кейинги ўринларда “Ижарага берувчи” деб номланадиган Тошкент шаҳар ҳокимияти томонидан ва кейинги ўринларда “Ижарага олувчи” деб номланадиган Қодирова Зухра («MEGA BUILD» МЧЖ) томонидан мазкур шартномани Ўзбекистон Республикаси Ягона интерактив давлат хизматлари портали орқали 2026 йил 1-июл да келиб тушган А-26-JDWKZ-сон аризага биноан тузди.</w:t>
       </w:r>
     </w:p>
     <w:p/>
@@ -120,7 +120,7 @@
           <w:szCs w:val="28"/>
           <w:lang w:val="uz-Cyrl-UZ"/>
         </w:rPr>
-        <w:t xml:space="preserve">1.2. Ижарага берувчи ер участкасини 2026 йил 1-июл дан 1 (бир) йил муддатга ижарага беради, Ижарага олувчи эса ўзига тегишли бўлган Тошкент шаҳрининг Мирзо-Улуғбек туманидаги Мирзо-Улуғбек тумани, Шаҳрисабз кўчаси, №114 манзилда жойлашган «MEGA BUILD» МЧЖ объекти (ер участкаси)га туташ ҳудуддаги кейинчалик “Ер участкаси” деб номланувчи 55 кв.м ер майдонни Савдо фаолиятини ташкил этиш учун ижарага олади.</w:t>
+        <w:t xml:space="preserve">1.2. Ижарага берувчи ер участкасини 2026 йил 1-июл дан 1 (бир) йил муддатга ижарага беради, Ижарага олувчи эса ўзига тегишли бўлган Тошкент шаҳрининг Мирзо-Улуғбек туманидаги Мирзо-Улуғбек тумани, Гулобод кўчаси, №19 манзилда жойлашган «MEGA BUILD» МЧЖ объекти (ер участкаси)га туташ ҳудуддаги кейинчалик “Ер участкаси” деб номланувчи 64 кв.м ер майдонни Хизмат фаолиятини ташкил этиш учун ижарага олади.</w:t>
       </w:r>
     </w:p>
     <w:p/>
@@ -257,24 +257,24 @@
           <w:szCs w:val="28"/>
           <w:lang w:val="uz-Cyrl-UZ"/>
         </w:rPr>
-        <w:t xml:space="preserve">2.5. Ер участкаси тадбиркорлик фаолиятини амалга ошириш учун берилади ва қуйидаги мақсадда фойдаланилади: Умумий овқатланиш.</w:t>
-      </w:r>
-    </w:p>
-    <w:p/>
-    <w:p>
-      <w:pPr>
-        <w:spacing w:after="0" w:line="240" w:lineRule="auto"/>
-        <w:ind w:firstLine="851"/>
-        <w:jc w:val="both"/>
-      </w:pPr>
-      <w:r>
-        <w:rPr>
-          <w:rFonts w:ascii="Times New Roman" w:hAnsi="Times New Roman" w:cs="Times New Roman"/>
-          <w:sz w:val="28"/>
-          <w:szCs w:val="28"/>
-          <w:lang w:val="uz-Cyrl-UZ"/>
-        </w:rPr>
-        <w:t xml:space="preserve">2.6. Объект жойлашган кўча тури: Шох (магистрал). Кадастр рақами: 10:11:08:03:07:0102.</w:t>
+        <w:t xml:space="preserve">2.5. Ер участкаси тадбиркорлик фаолиятини амалга ошириш учун берилади ва қуйидаги мақсадда фойдаланилади: Хизмат.</w:t>
+      </w:r>
+    </w:p>
+    <w:p/>
+    <w:p>
+      <w:pPr>
+        <w:spacing w:after="0" w:line="240" w:lineRule="auto"/>
+        <w:ind w:firstLine="851"/>
+        <w:jc w:val="both"/>
+      </w:pPr>
+      <w:r>
+        <w:rPr>
+          <w:rFonts w:ascii="Times New Roman" w:hAnsi="Times New Roman" w:cs="Times New Roman"/>
+          <w:sz w:val="28"/>
+          <w:szCs w:val="28"/>
+          <w:lang w:val="uz-Cyrl-UZ"/>
+        </w:rPr>
+        <w:t xml:space="preserve">2.6. Объект жойлашган кўча тури: Ички. Кадастр рақами: 10:11:05:01:04:0102.</w:t>
       </w:r>
     </w:p>
     <w:p/>
@@ -343,7 +343,7 @@
           <w:szCs w:val="28"/>
           <w:lang w:val="uz-Cyrl-UZ"/>
         </w:rPr>
-        <w:t xml:space="preserve">3.3. Ер участкаси учун йиллик ижара тўлови 29 700 000 сўмни ташкил этади ва йиллик ижара тўлов суммасининг тенг миқдорга бўлган ҳолда ҳар ойда (ойлик 2 475 000 сўм) амалга оширилади.</w:t>
+        <w:t xml:space="preserve">3.3. Ер участкаси учун йиллик ижара тўлови 34 560 000 сўмни ташкил этади ва йиллик ижара тўлов суммасининг тенг миқдорга бўлган ҳолда ҳар ойда (ойлик 2 880 000 сўм) амалга оширилади.</w:t>
       </w:r>
     </w:p>
     <w:p/>
@@ -1248,7 +1248,7 @@
                 <w:szCs w:val="28"/>
                 <w:lang w:val="uz-Cyrl-UZ"/>
               </w:rPr>
-              <w:t xml:space="preserve">21-сон, 2026-йил 2-март</w:t>
+              <w:t xml:space="preserve">21-сон, 2026-йил 1-июл</w:t>
             </w:r>
           </w:p>
         </w:tc>
@@ -1304,7 +1304,7 @@
                 <w:szCs w:val="28"/>
                 <w:lang w:val="uz-Cyrl-UZ"/>
               </w:rPr>
-              <w:t xml:space="preserve">ФИО: Юлдашева Малика</w:t>
+              <w:t xml:space="preserve">ФИО: Қодирова Зухра</w:t>
             </w:r>
           </w:p>
           <w:p>
@@ -1319,7 +1319,7 @@
                 <w:szCs w:val="28"/>
                 <w:lang w:val="uz-Cyrl-UZ"/>
               </w:rPr>
-              <w:t xml:space="preserve">Манзил: Мирзо-Улуғбек тумани, Шаҳрисабз кўчаси, №114</w:t>
+              <w:t xml:space="preserve">Манзил: Мирзо-Улуғбек тумани, Гулобод кўчаси, №19</w:t>
             </w:r>
           </w:p>
           <w:p>
@@ -1334,7 +1334,7 @@
                 <w:szCs w:val="28"/>
                 <w:lang w:val="uz-Cyrl-UZ"/>
               </w:rPr>
-              <w:t xml:space="preserve">СТИР (ЖШШИР): 30000000033333</w:t>
+              <w:t xml:space="preserve">СТИР (ЖШШИР): 30000000066666</w:t>
             </w:r>
           </w:p>
           <w:p>
@@ -1435,7 +1435,7 @@
                 <w:szCs w:val="28"/>
                 <w:lang w:val="uz-Cyrl-UZ"/>
               </w:rPr>
-              <w:t xml:space="preserve">Е-ИМЗО: Юлдашева Малика</w:t>
+              <w:t xml:space="preserve">Е-ИМЗО: Қодирова Зухра</w:t>
             </w:r>
           </w:p>
           <w:p>
@@ -1450,7 +1450,7 @@
                 <w:szCs w:val="28"/>
                 <w:lang w:val="uz-Cyrl-UZ"/>
               </w:rPr>
-              <w:t xml:space="preserve">2026-йил 3-март</w:t>
+              <w:t xml:space="preserve">2026-йил 1-июл</w:t>
             </w:r>
           </w:p>
         </w:tc>
@@ -1492,7 +1492,7 @@
           <w:szCs w:val="28"/>
           <w:lang w:val="uz-Cyrl-UZ"/>
         </w:rPr>
-        <w:t xml:space="preserve">А-26-DIDI8-сонли шартномага</w:t>
+        <w:t xml:space="preserve">А-26-JDWKZ-сонли шартномага</w:t>
       </w:r>
     </w:p>
     <w:p>
@@ -1630,7 +1630,7 @@
                 <w:szCs w:val="28"/>
                 <w:lang w:val="uz-Cyrl-UZ"/>
               </w:rPr>
-              <w:t xml:space="preserve">2 475 000.00 сўм</w:t>
+              <w:t xml:space="preserve">2 880 000.00 сўм</w:t>
             </w:r>
           </w:p>
         </w:tc>
@@ -1701,7 +1701,7 @@
                 <w:szCs w:val="28"/>
                 <w:lang w:val="uz-Cyrl-UZ"/>
               </w:rPr>
-              <w:t xml:space="preserve">2 475 000.00 сўм</w:t>
+              <w:t xml:space="preserve">2 880 000.00 сўм</w:t>
             </w:r>
           </w:p>
         </w:tc>
@@ -1772,7 +1772,7 @@
                 <w:szCs w:val="28"/>
                 <w:lang w:val="uz-Cyrl-UZ"/>
               </w:rPr>
-              <w:t xml:space="preserve">2 475 000.00 сўм</w:t>
+              <w:t xml:space="preserve">2 880 000.00 сўм</w:t>
             </w:r>
           </w:p>
         </w:tc>
@@ -1843,7 +1843,7 @@
                 <w:szCs w:val="28"/>
                 <w:lang w:val="uz-Cyrl-UZ"/>
               </w:rPr>
-              <w:t xml:space="preserve">2 475 000.00 сўм</w:t>
+              <w:t xml:space="preserve">2 880 000.00 сўм</w:t>
             </w:r>
           </w:p>
         </w:tc>
@@ -1914,7 +1914,7 @@
                 <w:szCs w:val="28"/>
                 <w:lang w:val="uz-Cyrl-UZ"/>
               </w:rPr>
-              <w:t xml:space="preserve">2 475 000.00 сўм</w:t>
+              <w:t xml:space="preserve">2 880 000.00 сўм</w:t>
             </w:r>
           </w:p>
         </w:tc>
@@ -1985,7 +1985,7 @@
                 <w:szCs w:val="28"/>
                 <w:lang w:val="uz-Cyrl-UZ"/>
               </w:rPr>
-              <w:t xml:space="preserve">2 475 000.00 сўм</w:t>
+              <w:t xml:space="preserve">2 880 000.00 сўм</w:t>
             </w:r>
           </w:p>
         </w:tc>
@@ -2056,7 +2056,7 @@
                 <w:szCs w:val="28"/>
                 <w:lang w:val="uz-Cyrl-UZ"/>
               </w:rPr>
-              <w:t xml:space="preserve">2 475 000.00 сўм</w:t>
+              <w:t xml:space="preserve">2 880 000.00 сўм</w:t>
             </w:r>
           </w:p>
         </w:tc>
@@ -2127,7 +2127,7 @@
                 <w:szCs w:val="28"/>
                 <w:lang w:val="uz-Cyrl-UZ"/>
               </w:rPr>
-              <w:t xml:space="preserve">2 475 000.00 сўм</w:t>
+              <w:t xml:space="preserve">2 880 000.00 сўм</w:t>
             </w:r>
           </w:p>
         </w:tc>
@@ -2198,7 +2198,7 @@
                 <w:szCs w:val="28"/>
                 <w:lang w:val="uz-Cyrl-UZ"/>
               </w:rPr>
-              <w:t xml:space="preserve">2 475 000.00 сўм</w:t>
+              <w:t xml:space="preserve">2 880 000.00 сўм</w:t>
             </w:r>
           </w:p>
         </w:tc>
@@ -2269,7 +2269,7 @@
                 <w:szCs w:val="28"/>
                 <w:lang w:val="uz-Cyrl-UZ"/>
               </w:rPr>
-              <w:t xml:space="preserve">2 475 000.00 сўм</w:t>
+              <w:t xml:space="preserve">2 880 000.00 сўм</w:t>
             </w:r>
           </w:p>
         </w:tc>
@@ -2340,7 +2340,7 @@
                 <w:szCs w:val="28"/>
                 <w:lang w:val="uz-Cyrl-UZ"/>
               </w:rPr>
-              <w:t xml:space="preserve">2 475 000.00 сўм</w:t>
+              <w:t xml:space="preserve">2 880 000.00 сўм</w:t>
             </w:r>
           </w:p>
         </w:tc>
@@ -2411,7 +2411,7 @@
                 <w:szCs w:val="28"/>
                 <w:lang w:val="uz-Cyrl-UZ"/>
               </w:rPr>
-              <w:t xml:space="preserve">2 475 000.00 сўм</w:t>
+              <w:t xml:space="preserve">2 880 000.00 сўм</w:t>
             </w:r>
           </w:p>
         </w:tc>
@@ -2480,7 +2480,7 @@
                 <w:szCs w:val="28"/>
                 <w:lang w:val="uz-Cyrl-UZ"/>
               </w:rPr>
-              <w:t xml:space="preserve">29 700 000.00 сўм</w:t>
+              <w:t xml:space="preserve">34 560 000.00 сўм</w:t>
             </w:r>
           </w:p>
         </w:tc>
@@ -2673,7 +2673,7 @@
                 <w:szCs w:val="28"/>
                 <w:lang w:val="uz-Cyrl-UZ"/>
               </w:rPr>
-              <w:t xml:space="preserve">Юлдашева Малика</w:t>
+              <w:t xml:space="preserve">Қодирова Зухра</w:t>
             </w:r>
           </w:p>
         </w:tc>
